--- a/note/BlauerDrache.docx
+++ b/note/BlauerDrache.docx
@@ -482,15 +482,10 @@
         <w:t>Die</w:t>
       </w:r>
       <w:r>
-        <w:t xml:space="preserve"> Chroniken von </w:t>
-      </w:r>
-      <w:proofErr w:type="spellStart"/>
-      <w:r>
-        <w:t>Aurendia</w:t>
+        <w:t xml:space="preserve"> Chroniken von Aurendia</w:t>
       </w:r>
       <w:bookmarkEnd w:id="0"/>
       <w:bookmarkEnd w:id="1"/>
-      <w:proofErr w:type="spellEnd"/>
     </w:p>
     <w:p>
       <w:pPr>
@@ -498,15 +493,7 @@
       </w:pPr>
       <w:bookmarkStart w:id="2" w:name="_Toc190028157"/>
       <w:r>
-        <w:t xml:space="preserve">Auszug aus „Die Chroniken von </w:t>
-      </w:r>
-      <w:proofErr w:type="spellStart"/>
-      <w:r>
-        <w:t>Aurendia</w:t>
-      </w:r>
-      <w:proofErr w:type="spellEnd"/>
-      <w:r>
-        <w:t xml:space="preserve"> - Band I: Das Erwachen“</w:t>
+        <w:t>Auszug aus „Die Chroniken von Aurendia - Band I: Das Erwachen“</w:t>
       </w:r>
       <w:bookmarkEnd w:id="2"/>
     </w:p>
@@ -527,15 +514,7 @@
     </w:p>
     <w:p>
       <w:r>
-        <w:t xml:space="preserve">Doch mit der Ausbreitung der Welt wuchs auch die Spannung. Einige Wesen wollten mehr Raum, mehr Energie. Sie versuchten, die </w:t>
-      </w:r>
-      <w:proofErr w:type="gramStart"/>
-      <w:r>
-        <w:t>Anderen</w:t>
-      </w:r>
-      <w:proofErr w:type="gramEnd"/>
-      <w:r>
-        <w:t xml:space="preserve"> zu verschlingen, sich ihre Essenz einzuverleiben. Die Harmonie der jungen Welt zerbrach, als die Ersten in einen Konflikt gerieten. Ihre Kämpfe zogen Narben durch die Realität. Manche Wesen wurden ausgelöscht, andere verschmolzen, und mit ihnen verschwanden Teile des Gewebes selbst. Licht, Dunkelheit, Harmonie, Chaos - diese Zustände verloren ihre Reinheit und wurden zu etwas, das sich den Lebenden nur noch als Schatten zeigt.</w:t>
+        <w:t>Doch mit der Ausbreitung der Welt wuchs auch die Spannung. Einige Wesen wollten mehr Raum, mehr Energie. Sie versuchten, die Anderen zu verschlingen, sich ihre Essenz einzuverleiben. Die Harmonie der jungen Welt zerbrach, als die Ersten in einen Konflikt gerieten. Ihre Kämpfe zogen Narben durch die Realität. Manche Wesen wurden ausgelöscht, andere verschmolzen, und mit ihnen verschwanden Teile des Gewebes selbst. Licht, Dunkelheit, Harmonie, Chaos - diese Zustände verloren ihre Reinheit und wurden zu etwas, das sich den Lebenden nur noch als Schatten zeigt.</w:t>
       </w:r>
     </w:p>
     <w:p>
@@ -550,138 +529,37 @@
       </w:pPr>
       <w:bookmarkStart w:id="3" w:name="_Toc190028158"/>
       <w:r>
-        <w:t xml:space="preserve">Auszug aus „Die Chroniken von </w:t>
-      </w:r>
-      <w:proofErr w:type="spellStart"/>
-      <w:r>
-        <w:t>Aurendia</w:t>
-      </w:r>
-      <w:proofErr w:type="spellEnd"/>
-      <w:r>
-        <w:t xml:space="preserve"> - Band II: Hüter der Quelle“</w:t>
+        <w:t>Auszug aus „Die Chroniken von Aurendia - Band II: Hüter der Quelle“</w:t>
       </w:r>
       <w:bookmarkEnd w:id="3"/>
     </w:p>
     <w:p>
       <w:r>
-        <w:t xml:space="preserve">Die Drachen hatten sich auf ihre Domänen zurückgezogen. Die Wälder wuchsen, die Flüsse strömten, und die Berge ragten in den Himmel. Doch einer von ihnen, </w:t>
-      </w:r>
-      <w:proofErr w:type="spellStart"/>
-      <w:r>
-        <w:t>Azulion</w:t>
-      </w:r>
-      <w:proofErr w:type="spellEnd"/>
-      <w:r>
-        <w:t xml:space="preserve">, der Blaue Drache, erkannte das ungenutzte Potenzial eines verwaisten Landes. Sein Blick fiel auf eine endlose Wüste, ein unfruchtbares Gebiet, das vor Leben nur so zu dürsten schien. Mit einem mächtigen Schlag seiner Schwingen rief er die Wolken herbei, und wochenlanger Regen verwandelte den trockenen Sand in ein Meer aus Blüten und Gräsern. Doch selbst das war nicht genug. </w:t>
-      </w:r>
-      <w:proofErr w:type="spellStart"/>
-      <w:r>
-        <w:t>Azulion</w:t>
-      </w:r>
-      <w:proofErr w:type="spellEnd"/>
-      <w:r>
-        <w:t xml:space="preserve"> nahm eine seiner Schuppen und legte sie tief in die Erde. Dort verband sie sich mit der Essenz der Welt und erschuf eine ewige Quelle. Ein Fluss entsprang, dessen Wasser das Land durchzog und schließlich in einem gewaltigen See mündete, der alles Leben für alle Zeiten nähren sollte.</w:t>
-      </w:r>
-    </w:p>
-    <w:p>
-      <w:proofErr w:type="spellStart"/>
-      <w:r>
-        <w:t>Azulion</w:t>
-      </w:r>
-      <w:proofErr w:type="spellEnd"/>
-      <w:r>
-        <w:t xml:space="preserve"> zog sich zurück, doch nicht, ohne einen letzten Funken seiner Essenz in die Quelle zu legen. Dieser Funken band ihn für immer an das Land, das er erschaffen hatte. Als die ersten Wesen - Menschen, Elfen, Zwerge und die naturverbundenen </w:t>
-      </w:r>
-      <w:proofErr w:type="spellStart"/>
-      <w:r>
-        <w:t>Faen</w:t>
-      </w:r>
-      <w:proofErr w:type="spellEnd"/>
-      <w:r>
-        <w:t xml:space="preserve"> - das fruchtbare Land entdeckten, erfüllte </w:t>
+        <w:t>Die Drachen hatten sich auf ihre Domänen zurückgezogen. Die Wälder wuchsen, die Flüsse strömten, und die Berge ragten in den Himmel. Doch einer von ihnen, Azulion, der Blaue Drache, erkannte das ungenutzte Potenzial eines verwaisten Landes. Sein Blick fiel auf eine endlose Wüste, ein unfruchtbares Gebiet, das vor Leben nur so zu dürsten schien. Mit einem mächtigen Schlag seiner Schwingen rief er die Wolken herbei, und wochenlanger Regen verwandelte den trockenen Sand in ein Meer aus Blüten und Gräsern. Doch selbst das war nicht genug. Azulion nahm eine seiner Schuppen und legte sie tief in die Erde. Dort verband sie sich mit der Essenz der Welt und erschuf eine ewige Quelle. Ein Fluss entsprang, dessen Wasser das Land durchzog und schließlich in einem gewaltigen See mündete, der alles Leben für alle Zeiten nähren sollte.</w:t>
+      </w:r>
+    </w:p>
+    <w:p>
+      <w:r>
+        <w:t xml:space="preserve">Azulion zog sich zurück, doch nicht, ohne einen letzten Funken seiner Essenz in die Quelle zu legen. Dieser Funken band ihn für immer an das Land, das er erschaffen hatte. Als die ersten Wesen - Menschen, Elfen, Zwerge und die naturverbundenen Faen - das fruchtbare Land entdeckten, erfüllte </w:t>
       </w:r>
       <w:r>
         <w:lastRenderedPageBreak/>
-        <w:t xml:space="preserve">sie eine spürbare Wärme, ein Gefühl tiefer Harmonie. Sie nannten das Land </w:t>
-      </w:r>
-      <w:proofErr w:type="spellStart"/>
-      <w:r>
-        <w:t>Aurendia</w:t>
-      </w:r>
-      <w:proofErr w:type="spellEnd"/>
-      <w:r>
-        <w:t xml:space="preserve"> und ließen sich um die Quelle nieder. Ein Dorf entstand, das sie </w:t>
-      </w:r>
-      <w:proofErr w:type="spellStart"/>
-      <w:r>
-        <w:t>Lahtheim</w:t>
-      </w:r>
-      <w:proofErr w:type="spellEnd"/>
-      <w:r>
-        <w:t xml:space="preserve"> tauften - die Heimat des Drachen.</w:t>
-      </w:r>
-    </w:p>
-    <w:p>
-      <w:r>
-        <w:t xml:space="preserve">Die Bewohner verehrten </w:t>
-      </w:r>
-      <w:proofErr w:type="spellStart"/>
-      <w:r>
-        <w:t>Azulion</w:t>
-      </w:r>
-      <w:proofErr w:type="spellEnd"/>
-      <w:r>
-        <w:t xml:space="preserve"> als ihren Schutzpatron, doch der Drache zeigte sich nie. Er wurde zur Legende, ein stiller Mythos. Generationen vergingen, und die Menschen begannen, den Drachen zu vergessen. Die Quelle wurde zur bloßen Notwendigkeit, der See ein gewöhnliches Gewässer. Doch eines Tages verdunkelte sich der Himmel. Eine unnatürliche Kälte legte sich über das Land. Die Tiere flohen, die Felder verwelkten, und die Flüsse begannen zu versiegen. Die naturverbundenen </w:t>
-      </w:r>
-      <w:proofErr w:type="spellStart"/>
-      <w:r>
-        <w:t>Faen</w:t>
-      </w:r>
-      <w:proofErr w:type="spellEnd"/>
-      <w:r>
-        <w:t xml:space="preserve"> berichteten von Träumen, in denen eine klagende Stimme zu ihnen sprach - ein qualvoller Hilferuf, der durch die Dunkelheit drang.</w:t>
-      </w:r>
-    </w:p>
-    <w:p>
-      <w:r>
-        <w:t xml:space="preserve">Und dann kamen sie. Geschöpfe aus formloser Dunkelheit, umgeben von einem unheimlichen, farbigen Schimmer. Diese Wesen brachten Chaos und Tod, wohin sie auch zogen. Mehrere Helden versuchten, sich ihnen zu stellen, doch ihre Bemühungen waren vergeblich. Die Wesen waren wie Nebel - sie starben nicht, sie zerflossen und formten sich neu, getrieben von einem einzigen Instinkt: jagen und vernichten. Die Bewohner von </w:t>
-      </w:r>
-      <w:proofErr w:type="spellStart"/>
-      <w:r>
-        <w:t>Lahtheim</w:t>
-      </w:r>
-      <w:proofErr w:type="spellEnd"/>
-      <w:r>
-        <w:t xml:space="preserve"> waren verzweifelt. Nichts schien das Sterben der Welt aufhalten zu können.</w:t>
-      </w:r>
-    </w:p>
-    <w:p>
-      <w:r>
-        <w:t xml:space="preserve">In dieser dunkelsten Stunde erhob sich </w:t>
-      </w:r>
-      <w:proofErr w:type="spellStart"/>
-      <w:r>
-        <w:t>Azulion</w:t>
-      </w:r>
-      <w:proofErr w:type="spellEnd"/>
-      <w:r>
-        <w:t xml:space="preserve">, der Blaue Drache, ein weiteres Mal. Ein gleißendes Licht erfüllte den Himmel, als sein gewaltiger Körper über der Stadt erschien. Mit mächtigen Flügelschlägen stürzte er sich auf die Dunkelheit. Sein bloßer Anblick entfachte neue Hoffnung und Mut in den Herzen der Bewohner, während die nebelhaften Kreaturen voller Furcht flohen. Der Fluss kehrte zurück, der Himmel erstrahlte in einem klaren, goldenen Licht, und das Leben begann erneut zu blühen. Doch </w:t>
-      </w:r>
-      <w:proofErr w:type="spellStart"/>
-      <w:r>
-        <w:t>Azulion</w:t>
-      </w:r>
-      <w:proofErr w:type="spellEnd"/>
-      <w:r>
-        <w:t xml:space="preserve"> verschwand wieder, und die Bewohner glaubten, dass er immer über sie wachen würde. In den Träumen der </w:t>
-      </w:r>
-      <w:proofErr w:type="spellStart"/>
-      <w:r>
-        <w:t>Faen</w:t>
-      </w:r>
-      <w:proofErr w:type="spellEnd"/>
-      <w:r>
-        <w:t xml:space="preserve"> hallte jedoch weiterhin ein flüsternder Ruf - ein Echo aus einer Zeit, die niemand mehr kannte.</w:t>
+        <w:t>sie eine spürbare Wärme, ein Gefühl tiefer Harmonie. Sie nannten das Land Aurendia und ließen sich um die Quelle nieder. Ein Dorf entstand, das sie Lahtheim tauften - die Heimat des Drachen.</w:t>
+      </w:r>
+    </w:p>
+    <w:p>
+      <w:r>
+        <w:t>Die Bewohner verehrten Azulion als ihren Schutzpatron, doch der Drache zeigte sich nie. Er wurde zur Legende, ein stiller Mythos. Generationen vergingen, und die Menschen begannen, den Drachen zu vergessen. Die Quelle wurde zur bloßen Notwendigkeit, der See ein gewöhnliches Gewässer. Doch eines Tages verdunkelte sich der Himmel. Eine unnatürliche Kälte legte sich über das Land. Die Tiere flohen, die Felder verwelkten, und die Flüsse begannen zu versiegen. Die naturverbundenen Faen berichteten von Träumen, in denen eine klagende Stimme zu ihnen sprach - ein qualvoller Hilferuf, der durch die Dunkelheit drang.</w:t>
+      </w:r>
+    </w:p>
+    <w:p>
+      <w:r>
+        <w:t>Und dann kamen sie. Geschöpfe aus formloser Dunkelheit, umgeben von einem unheimlichen, farbigen Schimmer. Diese Wesen brachten Chaos und Tod, wohin sie auch zogen. Mehrere Helden versuchten, sich ihnen zu stellen, doch ihre Bemühungen waren vergeblich. Die Wesen waren wie Nebel - sie starben nicht, sie zerflossen und formten sich neu, getrieben von einem einzigen Instinkt: jagen und vernichten. Die Bewohner von Lahtheim waren verzweifelt. Nichts schien das Sterben der Welt aufhalten zu können.</w:t>
+      </w:r>
+    </w:p>
+    <w:p>
+      <w:r>
+        <w:t>In dieser dunkelsten Stunde erhob sich Azulion, der Blaue Drache, ein weiteres Mal. Ein gleißendes Licht erfüllte den Himmel, als sein gewaltiger Körper über der Stadt erschien. Mit mächtigen Flügelschlägen stürzte er sich auf die Dunkelheit. Sein bloßer Anblick entfachte neue Hoffnung und Mut in den Herzen der Bewohner, während die nebelhaften Kreaturen voller Furcht flohen. Der Fluss kehrte zurück, der Himmel erstrahlte in einem klaren, goldenen Licht, und das Leben begann erneut zu blühen. Doch Azulion verschwand wieder, und die Bewohner glaubten, dass er immer über sie wachen würde. In den Träumen der Faen hallte jedoch weiterhin ein flüsternder Ruf - ein Echo aus einer Zeit, die niemand mehr kannte.</w:t>
       </w:r>
     </w:p>
     <w:p/>
@@ -691,71 +569,23 @@
       </w:pPr>
       <w:bookmarkStart w:id="4" w:name="_Toc190028159"/>
       <w:r>
-        <w:t xml:space="preserve">Auszug aus „Die Chroniken von </w:t>
-      </w:r>
-      <w:proofErr w:type="spellStart"/>
-      <w:r>
-        <w:t>Aurendia</w:t>
-      </w:r>
-      <w:proofErr w:type="spellEnd"/>
-      <w:r>
-        <w:t xml:space="preserve"> - Band III: Der ewige Ruf“</w:t>
+        <w:t>Auszug aus „Die Chroniken von Aurendia - Band III: Der ewige Ruf“</w:t>
       </w:r>
       <w:bookmarkEnd w:id="4"/>
     </w:p>
     <w:p>
       <w:r>
-        <w:t xml:space="preserve">Geschichten sind wie Flüsse, die über die Jahrhunderte hinweg Spuren in den Felsen der Erinnerung hinterlassen. Manche fließen klar und erkennbar, andere verschwinden in den Tiefen der Zeit, unzugänglich, verborgen. Und doch gibt es Stimmen aus der Vergangenheit, flüsternde Echos, die in den Träumen der empfindsamsten Seelen widerhallen. Diese Fragmente - rätselhafte, bruchstückhafte Überlieferungen - tauchen in den Geschichten der </w:t>
-      </w:r>
-      <w:proofErr w:type="spellStart"/>
-      <w:r>
-        <w:t>Faen</w:t>
-      </w:r>
-      <w:proofErr w:type="spellEnd"/>
-      <w:r>
-        <w:t>, der Elfen und selbst der Menschen auf. Sie scheinen Überbleibsel einer Wahrheit zu sein, die nie ganz ans Licht gekommen ist.</w:t>
-      </w:r>
-    </w:p>
-    <w:p>
-      <w:r>
-        <w:t xml:space="preserve">Was wir wissen, ist wenig, aber es reicht, um Sorge zu wecken. Die alte Bedrohung, die vor Jahrhunderten über </w:t>
-      </w:r>
-      <w:proofErr w:type="spellStart"/>
-      <w:r>
-        <w:t>Aurendia</w:t>
-      </w:r>
-      <w:proofErr w:type="spellEnd"/>
-      <w:r>
-        <w:t xml:space="preserve"> hereinbrach, wurde von </w:t>
-      </w:r>
-      <w:proofErr w:type="spellStart"/>
-      <w:r>
-        <w:t>Azulion</w:t>
-      </w:r>
-      <w:proofErr w:type="spellEnd"/>
-      <w:r>
-        <w:t xml:space="preserve">, dem Blauen Drachen, zurückgeschlagen. Doch wohin verschwand diese Dunkelheit? Sicher ist nur das sie nie ganz verschwunden ist. Alle paar Jahrhunderte taucht sie erneut </w:t>
-      </w:r>
-      <w:proofErr w:type="gramStart"/>
-      <w:r>
-        <w:t>auf</w:t>
-      </w:r>
-      <w:proofErr w:type="gramEnd"/>
-      <w:r>
-        <w:t xml:space="preserve"> um kurz danach wieder zu verschwinden. Einige glauben, dass diese Dunkelheit etwas Unvorstellbares ist. Nicht einfach eine Kraft oder ein Wesen, sondern die Essenz von Nichts und Alles, die am Anfang aller Dinge existierte.</w:t>
-      </w:r>
-    </w:p>
-    <w:p>
-      <w:r>
-        <w:t xml:space="preserve">In Träumen und Prophezeiungen tauchen immer wieder Hinweise auf eine Macht auf, die nicht sterben kann, weil sie nie lebendig war. Die </w:t>
-      </w:r>
-      <w:proofErr w:type="spellStart"/>
-      <w:r>
-        <w:t>Faen</w:t>
-      </w:r>
-      <w:proofErr w:type="spellEnd"/>
-      <w:r>
-        <w:t xml:space="preserve"> sprechen von Fragmenten, die angeblich Erinnerungen der Drachen selbst enthalten sollen. Diese Fragmente sind wie Rätsel, die niemand lösen kann. Sie erzählen von einer uralten Kraft, die in ihrer Gier alles in sich verschlang - eine Kraft, die von den Drachen selbst hervorgebracht wurde. Aber heute erinnert sich niemand an diese Worte, keiner hört ihr Flüstern. Die Fragmente scheinen für immer verloren.</w:t>
+        <w:t>Geschichten sind wie Flüsse, die über die Jahrhunderte hinweg Spuren in den Felsen der Erinnerung hinterlassen. Manche fließen klar und erkennbar, andere verschwinden in den Tiefen der Zeit, unzugänglich, verborgen. Und doch gibt es Stimmen aus der Vergangenheit, flüsternde Echos, die in den Träumen der empfindsamsten Seelen widerhallen. Diese Fragmente - rätselhafte, bruchstückhafte Überlieferungen - tauchen in den Geschichten der Faen, der Elfen und selbst der Menschen auf. Sie scheinen Überbleibsel einer Wahrheit zu sein, die nie ganz ans Licht gekommen ist.</w:t>
+      </w:r>
+    </w:p>
+    <w:p>
+      <w:r>
+        <w:t>Was wir wissen, ist wenig, aber es reicht, um Sorge zu wecken. Die alte Bedrohung, die vor Jahrhunderten über Aurendia hereinbrach, wurde von Azulion, dem Blauen Drachen, zurückgeschlagen. Doch wohin verschwand diese Dunkelheit? Sicher ist nur das sie nie ganz verschwunden ist. Alle paar Jahrhunderte taucht sie erneut auf um kurz danach wieder zu verschwinden. Einige glauben, dass diese Dunkelheit etwas Unvorstellbares ist. Nicht einfach eine Kraft oder ein Wesen, sondern die Essenz von Nichts und Alles, die am Anfang aller Dinge existierte.</w:t>
+      </w:r>
+    </w:p>
+    <w:p>
+      <w:r>
+        <w:t>In Träumen und Prophezeiungen tauchen immer wieder Hinweise auf eine Macht auf, die nicht sterben kann, weil sie nie lebendig war. Die Faen sprechen von Fragmenten, die angeblich Erinnerungen der Drachen selbst enthalten sollen. Diese Fragmente sind wie Rätsel, die niemand lösen kann. Sie erzählen von einer uralten Kraft, die in ihrer Gier alles in sich verschlang - eine Kraft, die von den Drachen selbst hervorgebracht wurde. Aber heute erinnert sich niemand an diese Worte, keiner hört ihr Flüstern. Die Fragmente scheinen für immer verloren.</w:t>
       </w:r>
     </w:p>
     <w:p>
@@ -766,15 +596,7 @@
     </w:p>
     <w:p>
       <w:r>
-        <w:t xml:space="preserve">Der Kreislauf wird sich eines Tages erneut schließen. Dies ist die düstere Prophezeiung, die die </w:t>
-      </w:r>
-      <w:proofErr w:type="spellStart"/>
-      <w:r>
-        <w:t>Faen</w:t>
-      </w:r>
-      <w:proofErr w:type="spellEnd"/>
-      <w:r>
-        <w:t xml:space="preserve"> in ihren Liedern flüstern. Doch niemand weiß, wie sich die Geschichte entfalten wird, wenn dieser Tag kommt. Wird der Blaue Drache erneut erscheinen? Oder ist dies der letzte Zyklus, der alles auslöscht?</w:t>
+        <w:t>Der Kreislauf wird sich eines Tages erneut schließen. Dies ist die düstere Prophezeiung, die die Faen in ihren Liedern flüstern. Doch niemand weiß, wie sich die Geschichte entfalten wird, wenn dieser Tag kommt. Wird der Blaue Drache erneut erscheinen? Oder ist dies der letzte Zyklus, der alles auslöscht?</w:t>
       </w:r>
     </w:p>
     <w:p/>
@@ -802,28 +624,12 @@
     </w:p>
     <w:p>
       <w:r>
-        <w:t xml:space="preserve">In den weiten Ebenen rund um die Stadt </w:t>
-      </w:r>
-      <w:proofErr w:type="spellStart"/>
-      <w:r>
-        <w:t>Lahtheim</w:t>
-      </w:r>
-      <w:proofErr w:type="spellEnd"/>
-      <w:r>
-        <w:t xml:space="preserve"> liegt die Heimat der Menschen. Viele leben innerhalb der Stadtmauern, andere in den verstreuten Dörfern der Umgebung. Die Siedlungen sind durch Wege aus festgetretener Erde verbunden, auf denen Händler, Reisende und Abenteurer einander begegnen.</w:t>
-      </w:r>
-    </w:p>
-    <w:p>
-      <w:r>
-        <w:t xml:space="preserve">Als Gründer von </w:t>
-      </w:r>
-      <w:proofErr w:type="spellStart"/>
-      <w:r>
-        <w:t>Lahtheim</w:t>
-      </w:r>
-      <w:proofErr w:type="spellEnd"/>
-      <w:r>
-        <w:t xml:space="preserve"> genießen die Menschen einen guten Ruf – sie sind anpassungsfähig, erfinderisch und vielseitig. Doch ein altes Sprichwort sagt: </w:t>
+        <w:t>In den weiten Ebenen rund um die Stadt Lahtheim liegt die Heimat der Menschen. Viele leben innerhalb der Stadtmauern, andere in den verstreuten Dörfern der Umgebung. Die Siedlungen sind durch Wege aus festgetretener Erde verbunden, auf denen Händler, Reisende und Abenteurer einander begegnen.</w:t>
+      </w:r>
+    </w:p>
+    <w:p>
+      <w:r>
+        <w:t xml:space="preserve">Als Gründer von Lahtheim genießen die Menschen einen guten Ruf – sie sind anpassungsfähig, erfinderisch und vielseitig. Doch ein altes Sprichwort sagt: </w:t>
       </w:r>
       <w:r>
         <w:rPr>
@@ -851,15 +657,7 @@
       </w:r>
       <w:r>
         <w:br/>
-        <w:t xml:space="preserve">Dein ganzes bisheriges Leben hast du in den engen Straßen von </w:t>
-      </w:r>
-      <w:proofErr w:type="spellStart"/>
-      <w:r>
-        <w:t>Lahtheim</w:t>
-      </w:r>
-      <w:proofErr w:type="spellEnd"/>
-      <w:r>
-        <w:t xml:space="preserve"> verbracht. Das klappernde Hufgetrappel auf dem Pflaster, der würzige Duft von gebratenem Fleisch und der unaufhörliche Lärm geschäftiger Händler waren deine Welt. Doch jetzt? Jetzt ist dir das alles zu viel geworden. Die Enge, der Gestank, das ständige Geschnatter – höchste Zeit, etwas Neues zu sehen.</w:t>
+        <w:t>Dein ganzes bisheriges Leben hast du in den engen Straßen von Lahtheim verbracht. Das klappernde Hufgetrappel auf dem Pflaster, der würzige Duft von gebratenem Fleisch und der unaufhörliche Lärm geschäftiger Händler waren deine Welt. Doch jetzt? Jetzt ist dir das alles zu viel geworden. Die Enge, der Gestank, das ständige Geschnatter – höchste Zeit, etwas Neues zu sehen.</w:t>
       </w:r>
     </w:p>
     <w:p>
@@ -914,23 +712,7 @@
           <w:i/>
           <w:iCs/>
         </w:rPr>
-        <w:t>„</w:t>
-      </w:r>
-      <w:proofErr w:type="spellStart"/>
-      <w:r>
-        <w:rPr>
-          <w:i/>
-          <w:iCs/>
-        </w:rPr>
-        <w:t>Glücklichmacher</w:t>
-      </w:r>
-      <w:proofErr w:type="spellEnd"/>
-      <w:r>
-        <w:rPr>
-          <w:i/>
-          <w:iCs/>
-        </w:rPr>
-        <w:t>“</w:t>
+        <w:t>„Glücklichmacher“</w:t>
       </w:r>
       <w:r>
         <w:t xml:space="preserve"> auftreiben lässt. Doch das Leben als Vagabund hat dich gelehrt, dass Freiheit ihren Preis hat. Vielleicht ist es an der Zeit, herauszufinden, ob jenseits der Straßen nicht noch etwas anderes auf dich wartet.</w:t>
@@ -949,15 +731,7 @@
     </w:p>
     <w:p>
       <w:r>
-        <w:t xml:space="preserve">Elfen sind große, zierliche Wesen und gehören gemeinsam mit den </w:t>
-      </w:r>
-      <w:proofErr w:type="spellStart"/>
-      <w:r>
-        <w:t>Fean</w:t>
-      </w:r>
-      <w:proofErr w:type="spellEnd"/>
-      <w:r>
-        <w:t xml:space="preserve"> zu den ältesten Völkern dieser Welt. Sie führen ein außergewöhnlich langes Leben, das sie der Suche nach Wissen und dem Studium der Magie widmen. Für sie ist Magie eines der ursprünglichsten Elemente, eine Kraft, die seit Anbeginn der Zeit existiert. Den blauen Drachen verehren sie als eines der edelsten Wesen, ein Symbol de</w:t>
+        <w:t>Elfen sind große, zierliche Wesen und gehören gemeinsam mit den Fean zu den ältesten Völkern dieser Welt. Sie führen ein außergewöhnlich langes Leben, das sie der Suche nach Wissen und dem Studium der Magie widmen. Für sie ist Magie eines der ursprünglichsten Elemente, eine Kraft, die seit Anbeginn der Zeit existiert. Den blauen Drachen verehren sie als eines der edelsten Wesen, ein Symbol de</w:t>
       </w:r>
       <w:r>
         <w:t>s Lebens und der</w:t>
@@ -978,15 +752,7 @@
         <w:t>Quelle des Lebens</w:t>
       </w:r>
       <w:r>
-        <w:t xml:space="preserve"> zu bewahren. Um diese heilige Stätte entstand die Elfenstadt </w:t>
-      </w:r>
-      <w:proofErr w:type="spellStart"/>
-      <w:r>
-        <w:t>Pa‘ras</w:t>
-      </w:r>
-      <w:proofErr w:type="spellEnd"/>
-      <w:r>
-        <w:t xml:space="preserve">, auch bekannt als die </w:t>
+        <w:t xml:space="preserve"> zu bewahren. Um diese heilige Stätte entstand die Elfenstadt Pa‘ras, auch bekannt als die </w:t>
       </w:r>
       <w:r>
         <w:rPr>
@@ -996,31 +762,7 @@
         <w:t>blaue Stadt</w:t>
       </w:r>
       <w:r>
-        <w:t xml:space="preserve">. Dort wacht der </w:t>
-      </w:r>
-      <w:proofErr w:type="spellStart"/>
-      <w:r>
-        <w:t>Elfenrat</w:t>
-      </w:r>
-      <w:proofErr w:type="spellEnd"/>
-      <w:r>
-        <w:t xml:space="preserve"> über das Wissen und die Geschicke ihres Volkes: </w:t>
-      </w:r>
-      <w:proofErr w:type="spellStart"/>
-      <w:r>
-        <w:t>Lor</w:t>
-      </w:r>
-      <w:proofErr w:type="spellEnd"/>
-      <w:r>
-        <w:t xml:space="preserve">, der Forscher, Raphia, die Wächterin, und </w:t>
-      </w:r>
-      <w:proofErr w:type="spellStart"/>
-      <w:r>
-        <w:t>Sylior</w:t>
-      </w:r>
-      <w:proofErr w:type="spellEnd"/>
-      <w:r>
-        <w:t xml:space="preserve">, der Weise. Die Elfen glauben fest daran, dass der blaue Drache eines Tages zurückkehren wird – und dass es ihre Aufgabe sein wird, ihm im Kampf gegen </w:t>
+        <w:t xml:space="preserve">. Dort wacht der Elfenrat über das Wissen und die Geschicke ihres Volkes: Lor, der Forscher, Raphia, die Wächterin, und Sylior, der Weise. Die Elfen glauben fest daran, dass der blaue Drache eines Tages zurückkehren wird – und dass es ihre Aufgabe sein wird, ihm im Kampf gegen </w:t>
       </w:r>
       <w:r>
         <w:rPr>
@@ -1035,15 +777,7 @@
     </w:p>
     <w:p>
       <w:r>
-        <w:t xml:space="preserve">Als </w:t>
-      </w:r>
-      <w:proofErr w:type="spellStart"/>
-      <w:r>
-        <w:t>Hochelf</w:t>
-      </w:r>
-      <w:proofErr w:type="spellEnd"/>
-      <w:r>
-        <w:t>:</w:t>
+        <w:t>Als Hochelf:</w:t>
       </w:r>
       <w:r>
         <w:br/>
@@ -1052,15 +786,7 @@
     </w:p>
     <w:p>
       <w:r>
-        <w:t xml:space="preserve">Als </w:t>
-      </w:r>
-      <w:proofErr w:type="spellStart"/>
-      <w:r>
-        <w:t>Nachtelf</w:t>
-      </w:r>
-      <w:proofErr w:type="spellEnd"/>
-      <w:r>
-        <w:t>:</w:t>
+        <w:t>Als Nachtelf:</w:t>
       </w:r>
       <w:r>
         <w:br/>
@@ -1074,48 +800,16 @@
         <w:t>sehen</w:t>
       </w:r>
       <w:r>
-        <w:t xml:space="preserve"> zu können. Einst lebten die Nachtelfen nördlich des Bergkamms, in einem Land, das nur wenig Licht kannte. Doch Dunkelheit war nie ein Hindernis – eure Sinne haben euch gelehrt, die Welt auf andere Weise wahrzunehmen. Heute hilft dir diese Gabe in deinen Forschungen zur Magie, aber du weißt: Die Mauern von </w:t>
-      </w:r>
-      <w:proofErr w:type="spellStart"/>
-      <w:r>
-        <w:t>Pa‘ras</w:t>
-      </w:r>
-      <w:proofErr w:type="spellEnd"/>
-      <w:r>
-        <w:t xml:space="preserve"> sind nicht genug. Um </w:t>
-      </w:r>
-      <w:proofErr w:type="gramStart"/>
-      <w:r>
-        <w:t>wirklich zu</w:t>
-      </w:r>
-      <w:proofErr w:type="gramEnd"/>
-      <w:r>
-        <w:t xml:space="preserve"> verstehen, musst du hinaus in die Welt.</w:t>
-      </w:r>
-    </w:p>
-    <w:p>
-      <w:r>
-        <w:t xml:space="preserve">Als </w:t>
-      </w:r>
-      <w:proofErr w:type="spellStart"/>
-      <w:r>
-        <w:t>Waldelf</w:t>
-      </w:r>
-      <w:proofErr w:type="spellEnd"/>
-      <w:r>
-        <w:t>:</w:t>
+        <w:t xml:space="preserve"> zu können. Einst lebten die Nachtelfen nördlich des Bergkamms, in einem Land, das nur wenig Licht kannte. Doch Dunkelheit war nie ein Hindernis – eure Sinne haben euch gelehrt, die Welt auf andere Weise wahrzunehmen. Heute hilft dir diese Gabe in deinen Forschungen zur Magie, aber du weißt: Die Mauern von Pa‘ras sind nicht genug. Um wirklich zu verstehen, musst du hinaus in die Welt.</w:t>
+      </w:r>
+    </w:p>
+    <w:p>
+      <w:r>
+        <w:t>Als Waldelf:</w:t>
       </w:r>
       <w:r>
         <w:br/>
-        <w:t xml:space="preserve">Deine Verbindung zur Natur ist beinahe so tief wie die der legendären </w:t>
-      </w:r>
-      <w:proofErr w:type="spellStart"/>
-      <w:r>
-        <w:t>Fean</w:t>
-      </w:r>
-      <w:proofErr w:type="spellEnd"/>
-      <w:r>
-        <w:t>. Du hörst das Flüstern des Waldes, spürst das Plätschern der Flüsse, als wären sie lebendige Wesen. Den Wald zu schützen, ihn zu bewahren – das war immer deine Aufgabe. Doch in letzter Zeit ist etwas anders. Der Fluss fließt unruhiger, die Bäume rauschen mit einer warnenden Stimme. Eine Unruhe liegt in der Luft. Was auch immer es ist, du kannst nicht länger warten. Es ist Zeit, der Warnung auf den Grund zu gehen.</w:t>
+        <w:t>Deine Verbindung zur Natur ist beinahe so tief wie die der legendären Fean. Du hörst das Flüstern des Waldes, spürst das Plätschern der Flüsse, als wären sie lebendige Wesen. Den Wald zu schützen, ihn zu bewahren – das war immer deine Aufgabe. Doch in letzter Zeit ist etwas anders. Der Fluss fließt unruhiger, die Bäume rauschen mit einer warnenden Stimme. Eine Unruhe liegt in der Luft. Was auch immer es ist, du kannst nicht länger warten. Es ist Zeit, der Warnung auf den Grund zu gehen.</w:t>
       </w:r>
     </w:p>
     <w:p>
@@ -1130,23 +824,7 @@
     </w:p>
     <w:p>
       <w:r>
-        <w:t xml:space="preserve">Hoch im Norden ragt eine gewaltige Bergkette empor. Doch was die Welt der Oberflächenbewohner nicht ahnt: Tief unter diesen Gipfeln erstreckt sich ein gewaltiges Netz aus Tunneln und Höhlen – kilometerlange Gänge, durchzogen von steinernen Hallen, in denen die Städte der Zwerge ruhen. Die größte unter ihnen ist </w:t>
-      </w:r>
-      <w:proofErr w:type="spellStart"/>
-      <w:r>
-        <w:t>Konyur</w:t>
-      </w:r>
-      <w:proofErr w:type="spellEnd"/>
-      <w:r>
-        <w:t xml:space="preserve">, die Residenz des Zwergenkönigs </w:t>
-      </w:r>
-      <w:proofErr w:type="spellStart"/>
-      <w:r>
-        <w:t>Durbur</w:t>
-      </w:r>
-      <w:proofErr w:type="spellEnd"/>
-      <w:r>
-        <w:t xml:space="preserve"> Steinlicht. Kein Lebewesen dieser Welt besitzt mehr Reichtum als seine Familie.</w:t>
+        <w:t>Hoch im Norden ragt eine gewaltige Bergkette empor. Doch was die Welt der Oberflächenbewohner nicht ahnt: Tief unter diesen Gipfeln erstreckt sich ein gewaltiges Netz aus Tunneln und Höhlen – kilometerlange Gänge, durchzogen von steinernen Hallen, in denen die Städte der Zwerge ruhen. Die größte unter ihnen ist Konyur, die Residenz des Zwergenkönigs Durbur Steinlicht. Kein Lebewesen dieser Welt besitzt mehr Reichtum als seine Familie.</w:t>
       </w:r>
     </w:p>
     <w:p>
@@ -1183,23 +861,7 @@
       </w:r>
       <w:r>
         <w:br/>
-        <w:t xml:space="preserve">Du wurdest in den Mittelstand geboren und hast ein angesehenes Handwerk erlernt. Gold ist </w:t>
-      </w:r>
-      <w:proofErr w:type="gramStart"/>
-      <w:r>
-        <w:t>dein täglich Brot</w:t>
-      </w:r>
-      <w:proofErr w:type="gramEnd"/>
-      <w:r>
-        <w:t xml:space="preserve">, Silber dein Wasser. In </w:t>
-      </w:r>
-      <w:proofErr w:type="spellStart"/>
-      <w:r>
-        <w:t>Konyur</w:t>
-      </w:r>
-      <w:proofErr w:type="spellEnd"/>
-      <w:r>
-        <w:t xml:space="preserve"> finden regelmäßig große Handwerkerwettbewerbe statt, und du hast voller Stolz daran teilgenommen. Viele setzten auf deinen Sieg – doch du wurdest geschlagen. Dein Rivale nutzte seltenes Holz, während du dem traditionellen Stein treu geblieben bist. Eine Niederlage, die dich nicht loslässt. Holz ist teuer, viel zu teuer, doch du hast eine Entscheidung getroffen: Wenn du besondere Materialien brauchst, wirst du sie dir selbst besorgen – und wenn das bedeutet, die Tiefen zu verlassen.</w:t>
+        <w:t>Du wurdest in den Mittelstand geboren und hast ein angesehenes Handwerk erlernt. Gold ist dein täglich Brot, Silber dein Wasser. In Konyur finden regelmäßig große Handwerkerwettbewerbe statt, und du hast voller Stolz daran teilgenommen. Viele setzten auf deinen Sieg – doch du wurdest geschlagen. Dein Rivale nutzte seltenes Holz, während du dem traditionellen Stein treu geblieben bist. Eine Niederlage, die dich nicht loslässt. Holz ist teuer, viel zu teuer, doch du hast eine Entscheidung getroffen: Wenn du besondere Materialien brauchst, wirst du sie dir selbst besorgen – und wenn das bedeutet, die Tiefen zu verlassen.</w:t>
       </w:r>
     </w:p>
     <w:p>
@@ -1208,29 +870,13 @@
       </w:r>
       <w:r>
         <w:br/>
-        <w:t xml:space="preserve">Du wurdest in den Adel geboren und hast nie eine Spitzhacke in die Hand nehmen müssen. Edelsteine zieren deine Gewänder, feinste Stoffe schmiegen sich an deinen wohlgenährten </w:t>
-      </w:r>
-      <w:proofErr w:type="spellStart"/>
-      <w:r>
-        <w:t>Zwergenkörper</w:t>
-      </w:r>
-      <w:proofErr w:type="spellEnd"/>
-      <w:r>
-        <w:t>. Doch während die Steinklopfer Fels zerschlagen und die Handwerker Meisterwerke erschaffen, ist deine Welt von einem anderen Kampf geprägt: Intrigen. In der Oberschicht ist nicht der Stärkste der Gewinner, sondern der Listigste. Und nun hat jemand ein Netz gesponnen, das sich um dich zusammenzieht. Eine Intrige, die dich zwingt, unterzutauchen. Doch du hast noch eine Trumpfkarte: Viele in</w:t>
+        <w:t>Du wurdest in den Adel geboren und hast nie eine Spitzhacke in die Hand nehmen müssen. Edelsteine zieren deine Gewänder, feinste Stoffe schmiegen sich an deinen wohlgenährten Zwergenkörper. Doch während die Steinklopfer Fels zerschlagen und die Handwerker Meisterwerke erschaffen, ist deine Welt von einem anderen Kampf geprägt: Intrigen. In der Oberschicht ist nicht der Stärkste der Gewinner, sondern der Listigste. Und nun hat jemand ein Netz gesponnen, das sich um dich zusammenzieht. Eine Intrige, die dich zwingt, unterzutauchen. Doch du hast noch eine Trumpfkarte: Viele in</w:t>
       </w:r>
       <w:r>
         <w:t>nerhalb und außerhalb von</w:t>
       </w:r>
       <w:r>
-        <w:t xml:space="preserve"> </w:t>
-      </w:r>
-      <w:proofErr w:type="spellStart"/>
-      <w:r>
-        <w:t>Konyur</w:t>
-      </w:r>
-      <w:proofErr w:type="spellEnd"/>
-      <w:r>
-        <w:t xml:space="preserve"> schulden dir Gold. Vielleicht ist es an der Zeit, einige alte </w:t>
+        <w:t xml:space="preserve"> Konyur schulden dir Gold. Vielleicht ist es an der Zeit, einige alte </w:t>
       </w:r>
       <w:r>
         <w:rPr>
@@ -1257,7 +903,6 @@
       <w:r>
         <w:t xml:space="preserve">In der kargen Landschaft hinter den Steppen, weit entfernt von jeder Siedlung, leben die Echsen in nomadischen Gruppen. Die drei größten Gemeinschaften sind </w:t>
       </w:r>
-      <w:proofErr w:type="spellStart"/>
       <w:r>
         <w:rPr>
           <w:i/>
@@ -1265,11 +910,9 @@
         </w:rPr>
         <w:t>FelsImHimmel</w:t>
       </w:r>
-      <w:proofErr w:type="spellEnd"/>
       <w:r>
         <w:t xml:space="preserve">, </w:t>
       </w:r>
-      <w:proofErr w:type="spellStart"/>
       <w:r>
         <w:rPr>
           <w:i/>
@@ -1277,11 +920,9 @@
         </w:rPr>
         <w:t>SandImWind</w:t>
       </w:r>
-      <w:proofErr w:type="spellEnd"/>
       <w:r>
         <w:t xml:space="preserve"> und </w:t>
       </w:r>
-      <w:proofErr w:type="spellStart"/>
       <w:r>
         <w:rPr>
           <w:i/>
@@ -1289,7 +930,6 @@
         </w:rPr>
         <w:t>KnochenImFels</w:t>
       </w:r>
-      <w:proofErr w:type="spellEnd"/>
       <w:r>
         <w:t xml:space="preserve">. Sie alle eint der Kampf ums Überleben, die unablässige Suche nach Wasser und die ständige Bedrohung durch Stein und Sand. Obwohl sie nie dauerhaft an einem Ort verweilen, gibt es größere Lager, die stets an derselben Stelle errichtet werden – nur die Bewohner und Zelte wechseln. Das größte unter ihnen wird schlicht </w:t>
       </w:r>
@@ -1306,20 +946,14 @@
     </w:p>
     <w:p>
       <w:r>
-        <w:t xml:space="preserve">Als </w:t>
-      </w:r>
-      <w:proofErr w:type="spellStart"/>
-      <w:r>
-        <w:t>FelsImHimmel</w:t>
-      </w:r>
-      <w:proofErr w:type="spellEnd"/>
+        <w:t>Als FelsImHimmel</w:t>
+      </w:r>
       <w:r>
         <w:br/>
       </w:r>
       <w:r>
         <w:t xml:space="preserve">Deine Gemeinschaft lebt überwiegend im Schutz der Felsen. Ihr habt den </w:t>
       </w:r>
-      <w:proofErr w:type="spellStart"/>
       <w:r>
         <w:rPr>
           <w:i/>
@@ -1327,20 +961,14 @@
         </w:rPr>
         <w:t>Leerenwall</w:t>
       </w:r>
-      <w:proofErr w:type="spellEnd"/>
       <w:r>
         <w:t>, die gewaltige Gebirgskette im Norden, stets im Rücken und den Blick in die Weite gerichtet. Doch das Land ist karg – Nahrung ist selten, Wasser noch seltener. Mit jedem Tag wird das Überleben mühsamer. Du weißt, dass du den Schutz des Felsens verlassen musst, auch wenn die Weite Gefahren birgt. Vielleicht findest du dort draußen einen Weg, um deine Familie vor dem Hunger zu bewahren.</w:t>
       </w:r>
     </w:p>
     <w:p>
       <w:r>
-        <w:t xml:space="preserve">Als </w:t>
-      </w:r>
-      <w:proofErr w:type="spellStart"/>
-      <w:r>
-        <w:t>SandImWind</w:t>
-      </w:r>
-      <w:proofErr w:type="spellEnd"/>
+        <w:t>Als SandImWind</w:t>
+      </w:r>
       <w:r>
         <w:br/>
       </w:r>
@@ -1369,13 +997,8 @@
         <w:t>Als</w:t>
       </w:r>
       <w:r>
-        <w:t xml:space="preserve"> </w:t>
-      </w:r>
-      <w:proofErr w:type="spellStart"/>
-      <w:r>
-        <w:t>KnochenImFels</w:t>
-      </w:r>
-      <w:proofErr w:type="spellEnd"/>
+        <w:t xml:space="preserve"> KnochenImFels</w:t>
+      </w:r>
       <w:r>
         <w:t xml:space="preserve"> </w:t>
       </w:r>
@@ -1466,7 +1089,6 @@
       <w:r>
         <w:t xml:space="preserve">Sie nennen es </w:t>
       </w:r>
-      <w:proofErr w:type="spellStart"/>
       <w:r>
         <w:rPr>
           <w:i/>
@@ -1481,7 +1103,6 @@
         </w:rPr>
         <w:t>aruz</w:t>
       </w:r>
-      <w:proofErr w:type="spellEnd"/>
       <w:r>
         <w:t>. Die dunklen, fast schwarzen Holzhütten sind mit Öl versiegelt, um sie vor der ständigen Nässe des Sumpfes zu schützen. Über allem wacht ein Oberhaupt, das keiner Bruderschaft angehören darf. Seine Aufgabe ist es, das Dorf zusammenzuhalten und Streitigkeiten zu schlichten – oft durch Schaukämpfe und Wettbewerbe. Denn niemand hat das Vergessen, was vor fast zweihundert Jahren geschah: Ein Krieg zwischen den Bruderschaften, der die Orks um Jahrhunderte zurückwarf.</w:t>
       </w:r>
@@ -1585,15 +1206,7 @@
         <w:t xml:space="preserve">Doch immer wieder versuchen Ungläubige, die Ruinen zu betreten – oder schlimmer noch, etwas aus ihnen zu entwenden. Ausgerechnet während deiner Wache ist es ihnen gelungen. Ein Artefakt wurde gestohlen, sein Zweck und seine Macht noch unbekannt. Doch eines ist sicher: Es muss zurückgebracht werden. Und du bist </w:t>
       </w:r>
       <w:r>
-        <w:t xml:space="preserve">dazu </w:t>
-      </w:r>
-      <w:proofErr w:type="spellStart"/>
-      <w:r>
-        <w:t>verdonn</w:t>
-      </w:r>
-      <w:proofErr w:type="spellEnd"/>
-      <w:r>
-        <w:t>… auserwählt worden</w:t>
+        <w:t>dazu verdonn… auserwählt worden</w:t>
       </w:r>
       <w:r>
         <w:t>.</w:t>
@@ -1681,46 +1294,20 @@
       <w:pPr>
         <w:pStyle w:val="berschrift2"/>
       </w:pPr>
-      <w:proofErr w:type="spellStart"/>
       <w:r>
         <w:t>Felkin</w:t>
       </w:r>
       <w:bookmarkEnd w:id="12"/>
-      <w:proofErr w:type="spellEnd"/>
-    </w:p>
-    <w:p>
-      <w:r>
-        <w:t xml:space="preserve">Diese katzenhaften Wesen leben hoch in den Bergen, wo ihre runden Behausungen direkt </w:t>
-      </w:r>
-      <w:proofErr w:type="gramStart"/>
-      <w:r>
-        <w:t>in den Fels</w:t>
-      </w:r>
-      <w:proofErr w:type="gramEnd"/>
-      <w:r>
-        <w:t xml:space="preserve"> geschlagen wurden. Innen sind sie mit weichen Fellen und bunten Stoffen ausgekleidet, die im sanften Licht flackernder Öllampen schimmern. </w:t>
-      </w:r>
-      <w:proofErr w:type="spellStart"/>
-      <w:r>
-        <w:t>Felkin</w:t>
-      </w:r>
-      <w:proofErr w:type="spellEnd"/>
-      <w:r>
-        <w:t xml:space="preserve"> leben meist allein oder in kleinen Familien, doch trotz ihrer Unabhängigkeit sind sie für ihre verspielte und gesellige Art bekannt.</w:t>
+    </w:p>
+    <w:p>
+      <w:r>
+        <w:t>Diese katzenhaften Wesen leben hoch in den Bergen, wo ihre runden Behausungen direkt in den Fels geschlagen wurden. Innen sind sie mit weichen Fellen und bunten Stoffen ausgekleidet, die im sanften Licht flackernder Öllampen schimmern. Felkin leben meist allein oder in kleinen Familien, doch trotz ihrer Unabhängigkeit sind sie für ihre verspielte und gesellige Art bekannt.</w:t>
       </w:r>
       <w:r>
         <w:t xml:space="preserve"> </w:t>
       </w:r>
       <w:r>
-        <w:t xml:space="preserve">Ihr Talent für Handel ist legendär – sie feilschen, tauschen und tricksen mit solcher Begeisterung, dass es für sie mehr Spiel als Geschäft ist. Wer etwas Seltenes oder Verbotenes sucht, wird über kurz oder lang an einen </w:t>
-      </w:r>
-      <w:proofErr w:type="spellStart"/>
-      <w:r>
-        <w:t>Felkin</w:t>
-      </w:r>
-      <w:proofErr w:type="spellEnd"/>
-      <w:r>
-        <w:t xml:space="preserve"> geraten. Ihre Märkte sind berühmt für exotische Waren, doch mindestens ebenso für die </w:t>
+        <w:t xml:space="preserve">Ihr Talent für Handel ist legendär – sie feilschen, tauschen und tricksen mit solcher Begeisterung, dass es für sie mehr Spiel als Geschäft ist. Wer etwas Seltenes oder Verbotenes sucht, wird über kurz oder lang an einen Felkin geraten. Ihre Märkte sind berühmt für exotische Waren, doch mindestens ebenso für die </w:t>
       </w:r>
       <w:r>
         <w:t>G</w:t>
@@ -1738,15 +1325,7 @@
         <w:t xml:space="preserve"> </w:t>
       </w:r>
       <w:r>
-        <w:t xml:space="preserve">Das bedeutendste Fest der </w:t>
-      </w:r>
-      <w:proofErr w:type="spellStart"/>
-      <w:r>
-        <w:t>Felkin</w:t>
-      </w:r>
-      <w:proofErr w:type="spellEnd"/>
-      <w:r>
-        <w:t xml:space="preserve"> ist das </w:t>
+        <w:t xml:space="preserve">Das bedeutendste Fest der Felkin ist das </w:t>
       </w:r>
       <w:r>
         <w:rPr>
@@ -1777,196 +1356,113 @@
           <w:i/>
           <w:iCs/>
         </w:rPr>
+        <w:t xml:space="preserve"> Vielbunt</w:t>
+      </w:r>
+      <w:r>
+        <w:t>, ein Schmuckstück aus leuchtenden Steinen, das der Gewinner ein Jahr lang tragen darf. Ein Titel, der unter den Felkin höchst begehrt ist.</w:t>
+      </w:r>
+    </w:p>
+    <w:p>
+      <w:r>
+        <w:t>Als Goldfell:</w:t>
+      </w:r>
+      <w:r>
+        <w:br/>
+      </w:r>
+      <w:r>
+        <w:t>Du gehörst zu den Händlern und Täuschern. Kein Felkin kennt die Seilbrücken und gewundenen Bergpfade so gut wie du. Du handelst mit jedem – egal ob Felkin, Mensch oder Zwerg. Während die Menschen sich köstlich über eure Streiche aufregen, sind die Zwerge schwerer zu beeindrucken. Doch ihre Goldstücke klimpern angenehm in der Tasche, und ihre Ware ist von unschätzbarem Wert.</w:t>
+      </w:r>
+      <w:r>
         <w:t xml:space="preserve"> </w:t>
       </w:r>
-      <w:proofErr w:type="spellStart"/>
+      <w:r>
+        <w:t xml:space="preserve">Dein Geschäft läuft gut – bis ein Kunde auftaucht, der nach Wissen über das </w:t>
+      </w:r>
       <w:r>
         <w:rPr>
           <w:i/>
           <w:iCs/>
         </w:rPr>
-        <w:t>Vielbunt</w:t>
-      </w:r>
-      <w:proofErr w:type="spellEnd"/>
-      <w:r>
-        <w:t xml:space="preserve">, ein Schmuckstück </w:t>
-      </w:r>
-      <w:proofErr w:type="gramStart"/>
-      <w:r>
-        <w:t>aus leuchtenden</w:t>
-      </w:r>
-      <w:proofErr w:type="gramEnd"/>
-      <w:r>
-        <w:t xml:space="preserve"> Steinen, das der Gewinner ein Jahr lang tragen darf. Ein Titel, der unter den </w:t>
-      </w:r>
-      <w:proofErr w:type="spellStart"/>
-      <w:r>
-        <w:t>Felkin</w:t>
-      </w:r>
-      <w:proofErr w:type="spellEnd"/>
-      <w:r>
-        <w:t xml:space="preserve"> höchst begehrt ist.</w:t>
-      </w:r>
-    </w:p>
-    <w:p>
-      <w:r>
-        <w:t xml:space="preserve">Als </w:t>
-      </w:r>
-      <w:proofErr w:type="spellStart"/>
-      <w:r>
-        <w:t>Goldfell</w:t>
-      </w:r>
-      <w:proofErr w:type="spellEnd"/>
-      <w:r>
-        <w:t>:</w:t>
+        <w:t>Nichts</w:t>
+      </w:r>
+      <w:r>
+        <w:t xml:space="preserve"> sucht. Für gewöhnlich kannst du alles besorgen, </w:t>
+      </w:r>
+      <w:r>
+        <w:t>d</w:t>
+      </w:r>
+      <w:r>
+        <w:t>och dieses Thema ist selbst dir zu … exotisch. Bevor du eine Entscheidung triffst, wirst du selbst nach Antworten suchen. Eine neue Reise beginnt.</w:t>
+      </w:r>
+    </w:p>
+    <w:p>
+      <w:r>
+        <w:t>Als Mondauge:</w:t>
       </w:r>
       <w:r>
         <w:br/>
       </w:r>
       <w:r>
-        <w:t xml:space="preserve">Du gehörst zu den Händlern und Täuschern. Kein </w:t>
-      </w:r>
-      <w:proofErr w:type="spellStart"/>
-      <w:r>
-        <w:t>Felkin</w:t>
-      </w:r>
-      <w:proofErr w:type="spellEnd"/>
-      <w:r>
-        <w:t xml:space="preserve"> kennt die Seilbrücken und gewundenen Bergpfade so gut wie du. Du handelst mit jedem – egal ob </w:t>
-      </w:r>
-      <w:proofErr w:type="spellStart"/>
-      <w:r>
-        <w:t>Felkin</w:t>
-      </w:r>
-      <w:proofErr w:type="spellEnd"/>
-      <w:r>
-        <w:t>, Mensch oder Zwerg. Während die Menschen sich köstlich über eure Streiche aufregen, sind die Zwerge schwerer zu beeindrucken. Doch ihre Goldstücke klimpern angenehm in der Tasche, und ihre Ware ist von unschätzbarem Wert.</w:t>
-      </w:r>
-      <w:r>
-        <w:t xml:space="preserve"> </w:t>
-      </w:r>
-      <w:r>
-        <w:t xml:space="preserve">Dein Geschäft läuft gut – bis ein Kunde auftaucht, der nach Wissen über das </w:t>
+        <w:t xml:space="preserve">Sie nennen dich </w:t>
       </w:r>
       <w:r>
         <w:rPr>
           <w:i/>
           <w:iCs/>
         </w:rPr>
-        <w:t>Nichts</w:t>
-      </w:r>
-      <w:r>
-        <w:t xml:space="preserve"> sucht. Für gewöhnlich kannst du alles besorgen, </w:t>
-      </w:r>
-      <w:r>
-        <w:t>d</w:t>
-      </w:r>
-      <w:r>
-        <w:t>och dieses Thema ist selbst dir zu … exotisch. Bevor du eine Entscheidung triffst, wirst du selbst nach Antworten suchen. Eine neue Reise beginnt.</w:t>
-      </w:r>
-    </w:p>
-    <w:p>
-      <w:r>
-        <w:t xml:space="preserve">Als </w:t>
-      </w:r>
-      <w:proofErr w:type="spellStart"/>
-      <w:r>
         <w:t>Mondauge</w:t>
       </w:r>
-      <w:proofErr w:type="spellEnd"/>
-      <w:r>
-        <w:t>:</w:t>
+      <w:r>
+        <w:t>, einen der Felkin, die am liebsten nachts unterwegs sind. Kein Verbot, keine Gefahr hält dich auf – dein Leben ist ein Tanz auf dünnem Eis, eine Jagd nach Nervenkitzel. Was wäre das Leben ohne ein wenig Schabernack?</w:t>
+      </w:r>
+      <w:r>
+        <w:t xml:space="preserve"> </w:t>
+      </w:r>
+      <w:r>
+        <w:t>Selbst der Berg ist dir längst zu klein. Also bist du hinaufgestiegen, bis zur höchsten Spitze, wo die Luft eisig und der Wind beißend ist. Fast hättest du dir die Schwanzspitze abgefroren – doch was du dort oben sahst, ließ dich erstarren: Der Himmel selbst zersplitterte, feine Risse zogen sich durch die Dunkelheit, und in der Ferne tanzten violette Energien wie flackernde Blitze.</w:t>
+      </w:r>
+      <w:r>
+        <w:t xml:space="preserve"> </w:t>
+      </w:r>
+      <w:r>
+        <w:t>Ein unwohles Gefühl durchfährt dich. Was immer das ist – du willst es nicht wissen. Zumindest noch nicht. Jetzt ist erst einmal Zeit, woanders deinen Spaß zu suchen. Weit weg vom Berg.</w:t>
+      </w:r>
+    </w:p>
+    <w:p>
+      <w:r>
+        <w:t>Als Schattenkralle:</w:t>
       </w:r>
       <w:r>
         <w:br/>
       </w:r>
       <w:r>
-        <w:t xml:space="preserve">Sie nennen dich </w:t>
-      </w:r>
-      <w:proofErr w:type="spellStart"/>
+        <w:t xml:space="preserve">Deine Zähne sind scharf, deine Klauen tödlich. Du bist eine </w:t>
+      </w:r>
       <w:r>
         <w:rPr>
           <w:i/>
           <w:iCs/>
         </w:rPr>
-        <w:t>Mondauge</w:t>
-      </w:r>
-      <w:proofErr w:type="spellEnd"/>
-      <w:r>
-        <w:t xml:space="preserve">, einen der </w:t>
-      </w:r>
-      <w:proofErr w:type="spellStart"/>
-      <w:r>
-        <w:t>Felkin</w:t>
-      </w:r>
-      <w:proofErr w:type="spellEnd"/>
-      <w:r>
-        <w:t>, die am liebsten nachts unterwegs sind. Kein Verbot, keine Gefahr hält dich auf – dein Leben ist ein Tanz auf dünnem Eis, eine Jagd nach Nervenkitzel. Was wäre das Leben ohne ein wenig Schabernack?</w:t>
+        <w:t>Schattenkralle</w:t>
+      </w:r>
+      <w:r>
+        <w:t>, Jäger der Berge, Versorger der Felkin. Fell, Fleisch, Knochen – du bringst es heim. Und doch jagst du nicht allein. Zwischen dir und den anderen Schattenkrallen herrscht ein stummer Wettkampf. Wer bringt die wertvollste Trophäe?</w:t>
       </w:r>
       <w:r>
         <w:t xml:space="preserve"> </w:t>
       </w:r>
       <w:r>
-        <w:t>Selbst der Berg ist dir längst zu klein. Also bist du hinaufgestiegen, bis zur höchsten Spitze, wo die Luft eisig und der Wind beißend ist. Fast hättest du dir die Schwanzspitze abgefroren – doch was du dort oben sahst, ließ dich erstarren: Der Himmel selbst zersplitterte, feine Risse zogen sich durch die Dunkelheit, und in der Ferne tanzten violette Energien wie flackernde Blitze.</w:t>
-      </w:r>
-      <w:r>
-        <w:t xml:space="preserve"> </w:t>
-      </w:r>
-      <w:r>
-        <w:t>Ein unwohles Gefühl durchfährt dich. Was immer das ist – du willst es nicht wissen. Zumindest noch nicht. Jetzt ist erst einmal Zeit, woanders deinen Spaß zu suchen. Weit weg vom Berg.</w:t>
-      </w:r>
-    </w:p>
-    <w:p>
-      <w:r>
-        <w:t>Als Schattenkralle:</w:t>
-      </w:r>
-      <w:r>
-        <w:br/>
-      </w:r>
-      <w:r>
-        <w:t xml:space="preserve">Deine Zähne sind scharf, deine Klauen tödlich. Du bist eine </w:t>
+        <w:t xml:space="preserve">Bald beginnt das </w:t>
       </w:r>
       <w:r>
         <w:rPr>
           <w:i/>
           <w:iCs/>
         </w:rPr>
-        <w:t>Schattenkralle</w:t>
-      </w:r>
-      <w:r>
-        <w:t xml:space="preserve">, Jäger der Berge, Versorger der </w:t>
-      </w:r>
-      <w:proofErr w:type="spellStart"/>
-      <w:r>
-        <w:t>Felkin</w:t>
-      </w:r>
-      <w:proofErr w:type="spellEnd"/>
-      <w:r>
-        <w:t>. Fell, Fleisch, Knochen – du bringst es heim. Und doch jagst du nicht allein. Zwischen dir und den anderen Schattenkrallen herrscht ein stummer Wettkampf. Wer bringt die wertvollste Trophäe?</w:t>
-      </w:r>
-      <w:r>
-        <w:t xml:space="preserve"> </w:t>
-      </w:r>
-      <w:r>
-        <w:t xml:space="preserve">Bald beginnt das </w:t>
-      </w:r>
-      <w:r>
-        <w:rPr>
-          <w:i/>
-          <w:iCs/>
-        </w:rPr>
         <w:t>Fest der Perlen</w:t>
       </w:r>
       <w:r>
-        <w:t xml:space="preserve">. Du willst Eindruck machen, nicht mit irgendeinem erlegten Tier, sondern mit etwas wirklich Großem. Doch die Beute in den Bergen wird rar. Die Wildtiere sind unruhig. In den letzten Tagen hast du Spuren gefunden, die dir nicht gefallen: Fährten von etwas, das nicht </w:t>
-      </w:r>
-      <w:proofErr w:type="gramStart"/>
-      <w:r>
-        <w:t>hierher gehört</w:t>
-      </w:r>
-      <w:proofErr w:type="gramEnd"/>
-      <w:r>
-        <w:t>.</w:t>
+        <w:t>. Du willst Eindruck machen, nicht mit irgendeinem erlegten Tier, sondern mit etwas wirklich Großem. Doch die Beute in den Bergen wird rar. Die Wildtiere sind unruhig. In den letzten Tagen hast du Spuren gefunden, die dir nicht gefallen: Fährten von etwas, das nicht hierher gehört.</w:t>
       </w:r>
       <w:r>
         <w:t xml:space="preserve"> </w:t>
@@ -1984,42 +1480,152 @@
         <w:pStyle w:val="berschrift2"/>
       </w:pPr>
       <w:bookmarkStart w:id="13" w:name="_Toc190028167"/>
-      <w:proofErr w:type="spellStart"/>
       <w:r>
         <w:t>Fenril</w:t>
       </w:r>
       <w:bookmarkEnd w:id="13"/>
-      <w:proofErr w:type="spellEnd"/>
-    </w:p>
-    <w:p>
-      <w:r>
-        <w:t>Diese wolfsähnlichen Wesen leben tief in den Wäldern, weniger weil sie so naturverbunden wären, sondern weil es die beste Tarnung bietet. Dank den Verträgen mit den Zwergen und Elfen haben sie Wissen und Material um eine hoch technisierte und streng organisierte Gesellschaft zu erschaffen, die im Verborgenen floriert.</w:t>
+    </w:p>
+    <w:p>
+      <w:bookmarkStart w:id="14" w:name="_Toc190028168"/>
+      <w:r>
+        <w:t xml:space="preserve">Diese wolfsähnlichen Wesen leben tief verborgen in den Wäldern </w:t>
+      </w:r>
+      <w:r>
+        <w:t>-</w:t>
+      </w:r>
+      <w:r>
+        <w:t xml:space="preserve"> weniger, weil sie naturverbunden wären, sondern weil es die beste Tarnung bietet. Dank ihrer Verträge mit den Zwergen und Elfen verfügen sie über das Wissen und die Ressourcen, um eine hochtechnisierte und streng organisierte Gesellschaft aufzubauen.</w:t>
+      </w:r>
+      <w:r>
+        <w:t xml:space="preserve"> </w:t>
+      </w:r>
+      <w:r>
+        <w:t>Ihre geheime Stadt trägt den Namen Tekron. Wer im Herzen Tekrons steht, bekommt kaum noch etwas Grünes zu Gesicht. Stattdessen wird der Blick von hohen, grauen Türmen dominiert, deren Fassaden von Glasflächen und violetten Lichtern durchbrochen sind. Technologischer Fortschritt bildet die zentrale Triebfeder der Fenril-Gesellschaft.</w:t>
+      </w:r>
+      <w:r>
+        <w:t xml:space="preserve"> </w:t>
+      </w:r>
+      <w:r>
+        <w:t>Geleitet wird die Stadt von mehreren Rudeln. Die drei wichtigsten Rudel konzentrieren sich jeweils auf Militär, Forschung und Aufklärung. An ihrer Spitze steht der Alpha-Fenril Kar Reiszahn, ein gewählter Anführer.</w:t>
+      </w:r>
+      <w:r>
+        <w:t xml:space="preserve"> </w:t>
+      </w:r>
+      <w:r>
+        <w:t>Obwohl die Fenril optisch stark an aufrecht gehende Wölfe erinnern, sind sie sehr stolz darauf, ihr animalisches Wesen durch eiserne Disziplin unter Kontrolle zu halten. Allerdings schimmern Aggressivität und Revierverhalten häufiger durch, als der gewöhnliche Fenril jemals zugeben würde.</w:t>
+      </w:r>
+    </w:p>
+    <w:p>
+      <w:r>
+        <w:t>Als Schattenjäger:</w:t>
+      </w:r>
+      <w:r>
+        <w:br/>
+      </w:r>
+      <w:r>
+        <w:t>Als Mitglied des Rudels der Schattenjäger bist du befugt, mit Elfen und Zwergen zu verhandeln, um neues Wissen oder wertvolle Materialien für Tekron zu erwerben. Deine eigentliche Aufgabe jedoch liegt in der Beobachtung und Sicherung der äußeren Grenzen sowie im Melden potenzieller Gefahren oder Eindringlinge. Die Grenzen deiner Missionen sind dabei weit gefasst, und deine Einsätze können Tage oder sogar Wochen dauern. Auf einer deiner letzten Missionen hast du beunruhigende Gerüchte vernommen: Von einer mysteriösen Krankheit bei den Elfen ist die Rede, ebenso von einem Zwergenkönig, der angeblich dem Wahnsinn verfallen sei. Zum Schutz Tekrons liegt es nun an dir, diesen Hinweisen nachzugehen.</w:t>
+      </w:r>
+    </w:p>
+    <w:p>
+      <w:r>
+        <w:t>Als Blutkrieger:</w:t>
+      </w:r>
+      <w:r>
+        <w:br/>
+      </w:r>
+      <w:r>
+        <w:t>Du bist stolzes Mitglied des Rudels der Blutkrieger, des militärischen Zweigs der Fenril-Gesellschaft. Als erfahrener Soldat hast du Tekrons Grenzen bewacht und die Stadt erfolgreich gegen die terroristischen Waldgeister verteidigt. Du hast dir rasch einen Namen gemacht und durftest schon bald eigene Einsätze anführen – bis du während einer Mission einen Untergebenen an die Waldgeister verloren hast. Seither wirft man dir Feigheit vor, und statt bedeutender Aufgaben warten nur noch eintönige Patrouillen auf dich.</w:t>
+      </w:r>
+      <w:r>
+        <w:t xml:space="preserve"> </w:t>
+      </w:r>
+      <w:r>
+        <w:t>Doch dein Instinkt sagt dir, dass mit dem Wald etwas nicht stimmt. Unter spöttischen Bemerkungen und erneut als feiger „Angstwelpe“ verhöhnt, wirst du offiziell losgeschickt, um den seltsamen Vorgängen im Wald nachzugehen. In deinem Inneren weißt du jedoch, dass niemand wirklich mit deiner Rückkehr rechnet.</w:t>
+      </w:r>
+    </w:p>
+    <w:p>
+      <w:r>
+        <w:t>Als Knochenbrecher:</w:t>
+      </w:r>
+      <w:r>
+        <w:br/>
+      </w:r>
+      <w:r>
+        <w:t xml:space="preserve">Mitglieder des Rudels der Knochenbrecher schmunzeln mittlerweile über diesen veralteten Begriff, der aus einer Zeit stammt, in der Felkin noch lebende Beute jagten und ihr Fleisch bis auf die Knochen herunterrissen, wobei die Knochen oft zerbrachen. Einige findige Felkin nahmen diese Knochen und erschufen daraus ihre ersten Waffen. Dieser Geist der Innovation lebt in dir weiter, während du an neuen Technologien forschst, um die Felkin-Gesellschaft voranzubringen. Doch nach einem schweren Unfall wurde der Begriff „Knochenbrecher“ auf schmerzhafte Weise wieder aktuell </w:t>
+      </w:r>
+      <w:r>
+        <w:t>-</w:t>
+      </w:r>
+      <w:r>
+        <w:t xml:space="preserve"> und du wurdest bis auf Weiteres „beurlaubt“.</w:t>
       </w:r>
     </w:p>
     <w:p>
       <w:pPr>
         <w:pStyle w:val="berschrift2"/>
       </w:pPr>
-      <w:bookmarkStart w:id="14" w:name="_Toc190028168"/>
-      <w:r>
+      <w:r>
+        <w:lastRenderedPageBreak/>
         <w:t>Waldgeist</w:t>
       </w:r>
       <w:bookmarkEnd w:id="14"/>
     </w:p>
     <w:p>
       <w:r>
-        <w:t xml:space="preserve">Dryaden brauchen Licht, sauberes Wasser und gute Erde. Sie fanden dies in der </w:t>
-      </w:r>
-      <w:proofErr w:type="spellStart"/>
-      <w:r>
-        <w:t>nähe</w:t>
-      </w:r>
-      <w:proofErr w:type="spellEnd"/>
-      <w:r>
-        <w:t xml:space="preserve"> der Quelle. Als Pflanzenwesen werden sie oft nur als solches wahrgenommen, als einfache Pflanze. Einige Wesen glauben nicht einmal das sie ein Bewusstsein haben. Sie brauchen keine Häuser, Technik oder Gold.</w:t>
-      </w:r>
-    </w:p>
-    <w:p/>
+        <w:t>Waldgeister sind lebendig gewordene Wesen aus Holz, Pflanzen und Pilzen, die tief im dichten Wald am Fuße der Gebirgskette Leerewall leben. Aufgrund ihrer Präsenz haben die anderen Völker diesem Gebiet den Namen Geisterwald gegeben. Sie betreten den Wald nur äußerst ungern, da die Waldgeister jedes fremde Lebewesen als Eindringling betrachten.</w:t>
+      </w:r>
+      <w:r>
+        <w:t xml:space="preserve"> </w:t>
+      </w:r>
+      <w:r>
+        <w:t>Untereinander sind die Waldgeister eng verbunden – ebenso mit den Bäumen, die sie umgeben. Sie teilen ihr Flüstern, ihre Gedanken und Empfindungen miteinander. Nur selten verlassen einzelne Waldgeister ihre Heimat, denn außerhalb empfinden sie die Stille als quälend und bedrückend.</w:t>
+      </w:r>
+      <w:r>
+        <w:t xml:space="preserve"> </w:t>
+      </w:r>
+      <w:r>
+        <w:t>Besonders leiden sie unter den wolfsähnlichen Felkin, die ihre Stadt tief im Wald errichtet haben. Diese Wesen erscheinen ihnen wie Ungeheuer, die den Wald absichtlich zerstören wollen. Tag und Nacht töten sie Bäume, ersticken den Boden unter schweren Steinplatten und verbreiten ihr unnatürliches, giftig-violettes Licht.</w:t>
+      </w:r>
+      <w:r>
+        <w:t xml:space="preserve"> </w:t>
+      </w:r>
+      <w:r>
+        <w:t>Einige Waldgeister sind bereits so verzweifelt, dass sie zum offenen Angriff gegen diese Eindringlinge übergehen möchten. Andere wiederum wollen die fremden Wesen besser verstehen, um gemeinsam eine Lösung zu finden. Eines jedoch wissen sie alle: Der Wald ist in größter Gefahr und muss dringend beschützt und gerettet werden.</w:t>
+      </w:r>
+    </w:p>
+    <w:p>
+      <w:r>
+        <w:t>Als Astläufer:</w:t>
+      </w:r>
+      <w:r>
+        <w:br/>
+      </w:r>
+      <w:r>
+        <w:t>Dein Körper besteht aus hölzernen Fasern, gewundenen Ranken und frischen, grünen Blättern. Besonders gut kannst du die Bäume hören und ihren Geschichten von fernen Orten und längst vergangenen Zeiten lauschen. Früher hast du gerne dabei geholfen, den Hain Fayloria mitzugestalten und für deine Geschwister ein Zuhause zu erschaffen. Heute jedoch bist du gezwungen, aktiv gegen die Ungeheuer zu kämpfen, die den Wald bedrohen. Doch neuerdings flüstern die Bäume von einer noch viel größeren Gefahr – und davon, dass du den blauen Drachen suchen musst. Widerwillig versprichst du, ihn zu finden, auch wenn es bedeutet, deine geliebte Heimat hinter dir zu lassen.</w:t>
+      </w:r>
+    </w:p>
+    <w:p>
+      <w:r>
+        <w:t>Als Blütenlicht:</w:t>
+      </w:r>
+      <w:r>
+        <w:br/>
+      </w:r>
+      <w:r>
+        <w:t>Dein Körper besteht aus zarten Pflanzenfasern, geschmückt mit farbenfrohen Blüten und filigranen, leuchtenden Mustern. Oft hast du dich an den Rand des Waldes gewagt, um voller Bewunderung die weiten Wiesen mit ihren unzähligen Blumen zu betrachten. Deine Neugierde, diese fremden Blüten kennenzulernen, ließ dich fast vergessen, wie still es außerhalb des Waldes ist. Doch insgeheim genießt du es, dem sanfteren Flüstern der Wiesenblumen zuzuhören. Nach einem schweren Angriff der Ungeheuer wurde deine letzte Verbindung zum Herzen des Waldes durchtrennt – nun ist es die weite Welt, die nach dir ruft.</w:t>
+      </w:r>
+    </w:p>
+    <w:p>
+      <w:r>
+        <w:t>Als Lebenshüter:</w:t>
+      </w:r>
+      <w:r>
+        <w:br/>
+      </w:r>
+      <w:r>
+        <w:t>Ein Gemisch aus Moosen, Pilzen und verwitterten Steinen formt deinen robusten, kräftigen Körper. Im Gegensatz zu deinen Geschwistern bist du weniger filigran, dafür deutlich widerstandsfähiger gebaut. Aus diesem Grund fiel dir auch die schwere Aufgabe zu, gegen die Ungeheuer tief im Wald zu kämpfen. Obwohl du alles tun würdest, um deine Heimat zu beschützen, widerstrebt es dir zutiefst, einem anderen Lebewesen Schaden zuzufügen. Doch kürzlich gelang es dir, eines der fremden Wesen gefangen zu nehmen. Es sagte kein Wort, doch seine Waffen waren furchteinflößend genug, um dir klarzumachen, dass ihr allein keine Chance habt. So übertrugen deine Geschwister dir erneut eine unangenehme, aber notwendige Aufgabe: Du sollst den Wald verlassen und Hilfe suchen.</w:t>
+      </w:r>
+    </w:p>
     <w:p>
       <w:pPr>
         <w:rPr>
@@ -2046,52 +1652,26 @@
       <w:bookmarkEnd w:id="15"/>
     </w:p>
     <w:p>
-      <w:proofErr w:type="spellStart"/>
       <w:r>
         <w:rPr>
           <w:rStyle w:val="berschrift2Zchn"/>
         </w:rPr>
-        <w:t>Lahtheim</w:t>
-      </w:r>
-      <w:proofErr w:type="spellEnd"/>
-      <w:r>
-        <w:rPr>
-          <w:rStyle w:val="berschrift2Zchn"/>
-        </w:rPr>
-        <w:t xml:space="preserve"> und Umland</w:t>
+        <w:t>Lahtheim und Umland</w:t>
       </w:r>
       <w:r>
         <w:br/>
       </w:r>
-      <w:proofErr w:type="spellStart"/>
       <w:r>
         <w:t>La</w:t>
       </w:r>
       <w:r>
-        <w:t>htheim</w:t>
-      </w:r>
-      <w:proofErr w:type="spellEnd"/>
-      <w:r>
-        <w:t>:</w:t>
+        <w:t>htheim:</w:t>
       </w:r>
       <w:r>
         <w:br/>
       </w:r>
-      <w:proofErr w:type="gramStart"/>
-      <w:r>
-        <w:t>Hinter</w:t>
-      </w:r>
-      <w:proofErr w:type="gramEnd"/>
-      <w:r>
-        <w:t xml:space="preserve"> mächtigen Steinmauern, bewacht von hohen Türmen, liegt </w:t>
-      </w:r>
-      <w:proofErr w:type="spellStart"/>
-      <w:r>
-        <w:t>Lahtheim</w:t>
-      </w:r>
-      <w:proofErr w:type="spellEnd"/>
-      <w:r>
-        <w:t xml:space="preserve"> – die pulsierende Hauptstadt der Menschen. Ihre Straßen sind gesäumt von kunstvollen Fachwerkhäusern mit farbenfrohen Dächern, in den </w:t>
+      <w:r>
+        <w:t xml:space="preserve">Hinter mächtigen Steinmauern, bewacht von hohen Türmen, liegt Lahtheim – die pulsierende Hauptstadt der Menschen. Ihre Straßen sind gesäumt von kunstvollen Fachwerkhäusern mit farbenfrohen Dächern, in den </w:t>
       </w:r>
       <w:r>
         <w:t>Straßen</w:t>
@@ -2103,15 +1683,7 @@
         <w:t>,</w:t>
       </w:r>
       <w:r>
-        <w:t xml:space="preserve"> selbst zwielichtige Gestalten finden im Schatten der Gassen ihren Platz. Tagsüber erfüllt das geschäftige Treiben die Straßen, doch auch in der Nacht kommt </w:t>
-      </w:r>
-      <w:proofErr w:type="spellStart"/>
-      <w:r>
-        <w:t>Lahtheim</w:t>
-      </w:r>
-      <w:proofErr w:type="spellEnd"/>
-      <w:r>
-        <w:t xml:space="preserve"> </w:t>
+        <w:t xml:space="preserve"> selbst zwielichtige Gestalten finden im Schatten der Gassen ihren Platz. Tagsüber erfüllt das geschäftige Treiben die Straßen, doch auch in der Nacht kommt Lahtheim </w:t>
       </w:r>
       <w:r>
         <w:t>selten</w:t>
@@ -2128,15 +1700,7 @@
         <w:br/>
       </w:r>
       <w:r>
-        <w:t xml:space="preserve">Rund um </w:t>
-      </w:r>
-      <w:proofErr w:type="spellStart"/>
-      <w:r>
-        <w:t>Lahtheim</w:t>
-      </w:r>
-      <w:proofErr w:type="spellEnd"/>
-      <w:r>
-        <w:t xml:space="preserve"> erstrecken sich sanfte Hügel und fruchtbare Ebenen, durchzogen von gepflasterten Wegen, die die Dörfer der Umgebung miteinander verbinden. Entlang der Straßen stehen hölzerne Laternen, deren Licht den Reisenden den Weg weist. Über den breiten Fluss </w:t>
+        <w:t xml:space="preserve">Rund um Lahtheim erstrecken sich sanfte Hügel und fruchtbare Ebenen, durchzogen von gepflasterten Wegen, die die Dörfer der Umgebung miteinander verbinden. Entlang der Straßen stehen hölzerne Laternen, deren Licht den Reisenden den Weg weist. Über den breiten Fluss </w:t>
       </w:r>
       <w:r>
         <w:rPr>
@@ -2157,15 +1721,7 @@
         <w:br/>
       </w:r>
       <w:r>
-        <w:t xml:space="preserve">Weitläufige Felder erstrecken sich bis zum Horizont, ihr goldenes Getreidemeer wiegt sich sanft im Wind. Dazwischen leuchten Gemüsebeete in sattem Grün und warmem Rot, geordnet in langen Reihen. Diese fruchtbaren Ländereien sind das Herzstück des menschlichen Handels – hier wird angebaut, was auf den Märkten von </w:t>
-      </w:r>
-      <w:proofErr w:type="spellStart"/>
-      <w:r>
-        <w:t>Lahtheim</w:t>
-      </w:r>
-      <w:proofErr w:type="spellEnd"/>
-      <w:r>
-        <w:t xml:space="preserve"> verkauft wird. Über allem thront eine große Mühle, deren gewaltige Flügel sich gemächlich im Wind drehen. Nicht weit davon liegt ein Bauernhof, wo Reisende eine Parzelle mieten können, um unter Anleitung eigenes Gemüse anzubauen. Mehrmals im Jahr wird der große Erntemarkt abgehalten, auf dem die besten Feldfrüchte feilgeboten werden – ein Fest für die Sinne, erfüllt von Düften reifer Äpfel, frisch gebackenem Brot und dem Stimmengewirr feilschender Händler.</w:t>
+        <w:t>Weitläufige Felder erstrecken sich bis zum Horizont, ihr goldenes Getreidemeer wiegt sich sanft im Wind. Dazwischen leuchten Gemüsebeete in sattem Grün und warmem Rot, geordnet in langen Reihen. Diese fruchtbaren Ländereien sind das Herzstück des menschlichen Handels – hier wird angebaut, was auf den Märkten von Lahtheim verkauft wird. Über allem thront eine große Mühle, deren gewaltige Flügel sich gemächlich im Wind drehen. Nicht weit davon liegt ein Bauernhof, wo Reisende eine Parzelle mieten können, um unter Anleitung eigenes Gemüse anzubauen. Mehrmals im Jahr wird der große Erntemarkt abgehalten, auf dem die besten Feldfrüchte feilgeboten werden – ein Fest für die Sinne, erfüllt von Düften reifer Äpfel, frisch gebackenem Brot und dem Stimmengewirr feilschender Händler.</w:t>
       </w:r>
     </w:p>
     <w:p>
@@ -2177,12 +1733,8 @@
       </w:r>
       <w:r>
         <w:br/>
-      </w:r>
-      <w:proofErr w:type="spellStart"/>
-      <w:r>
         <w:t>blabla</w:t>
       </w:r>
-      <w:proofErr w:type="spellEnd"/>
     </w:p>
     <w:p>
       <w:r>
@@ -2193,12 +1745,8 @@
       </w:r>
       <w:r>
         <w:br/>
-      </w:r>
-      <w:proofErr w:type="spellStart"/>
-      <w:r>
         <w:t>blabla</w:t>
       </w:r>
-      <w:proofErr w:type="spellEnd"/>
     </w:p>
     <w:p>
       <w:r>
@@ -2209,52 +1757,32 @@
       </w:r>
       <w:r>
         <w:br/>
-      </w:r>
-      <w:proofErr w:type="spellStart"/>
-      <w:r>
         <w:t>blabla</w:t>
       </w:r>
-      <w:proofErr w:type="spellEnd"/>
     </w:p>
     <w:p>
       <w:r>
         <w:rPr>
           <w:rStyle w:val="berschrift2Zchn"/>
         </w:rPr>
-        <w:t xml:space="preserve">Gebirgskette </w:t>
-      </w:r>
-      <w:proofErr w:type="spellStart"/>
+        <w:t>Gebirgskette Leerenwall</w:t>
+      </w:r>
+      <w:r>
+        <w:br/>
+        <w:t>blabla</w:t>
+      </w:r>
+    </w:p>
+    <w:p>
       <w:r>
         <w:rPr>
           <w:rStyle w:val="berschrift2Zchn"/>
         </w:rPr>
-        <w:t>Leerenwall</w:t>
-      </w:r>
-      <w:proofErr w:type="spellEnd"/>
+        <w:t>Alles und Nichts</w:t>
+      </w:r>
       <w:r>
         <w:br/>
-      </w:r>
-      <w:proofErr w:type="spellStart"/>
-      <w:r>
         <w:t>blabla</w:t>
       </w:r>
-      <w:proofErr w:type="spellEnd"/>
-    </w:p>
-    <w:p>
-      <w:r>
-        <w:rPr>
-          <w:rStyle w:val="berschrift2Zchn"/>
-        </w:rPr>
-        <w:t>Alles und Nichts</w:t>
-      </w:r>
-      <w:r>
-        <w:br/>
-      </w:r>
-      <w:proofErr w:type="spellStart"/>
-      <w:r>
-        <w:t>blabla</w:t>
-      </w:r>
-      <w:proofErr w:type="spellEnd"/>
     </w:p>
     <w:p>
       <w:r>
@@ -2266,22 +1794,15 @@
         <w:pStyle w:val="berschrift1"/>
       </w:pPr>
       <w:bookmarkStart w:id="16" w:name="_Toc190616695"/>
-      <w:proofErr w:type="spellStart"/>
       <w:r>
         <w:lastRenderedPageBreak/>
         <w:t>Lahtheim</w:t>
       </w:r>
       <w:bookmarkEnd w:id="16"/>
-      <w:proofErr w:type="spellEnd"/>
-    </w:p>
-    <w:p>
-      <w:proofErr w:type="spellStart"/>
-      <w:r>
-        <w:t>Lahtheim</w:t>
-      </w:r>
-      <w:proofErr w:type="spellEnd"/>
-      <w:r>
-        <w:t xml:space="preserve"> besteht aus </w:t>
+    </w:p>
+    <w:p>
+      <w:r>
+        <w:t xml:space="preserve">Lahtheim besteht aus </w:t>
       </w:r>
       <w:r>
         <w:t xml:space="preserve">verschiedenen Bereichen, der Stadtgrenze, dem Zentrum, einem Wohnviertel und dem Handelsbezirk. </w:t>
@@ -2299,12 +1820,8 @@
       </w:r>
       <w:r>
         <w:br/>
-      </w:r>
-      <w:proofErr w:type="spellStart"/>
-      <w:r>
         <w:t>blabla</w:t>
       </w:r>
-      <w:proofErr w:type="spellEnd"/>
     </w:p>
     <w:p>
       <w:r>
@@ -2327,12 +1844,8 @@
       </w:r>
       <w:r>
         <w:br/>
-      </w:r>
-      <w:proofErr w:type="spellStart"/>
-      <w:r>
         <w:t>blabla</w:t>
       </w:r>
-      <w:proofErr w:type="spellEnd"/>
     </w:p>
     <w:p>
       <w:r>
@@ -2343,12 +1856,8 @@
       </w:r>
       <w:r>
         <w:br/>
-      </w:r>
-      <w:proofErr w:type="spellStart"/>
-      <w:r>
         <w:t>blabla</w:t>
       </w:r>
-      <w:proofErr w:type="spellEnd"/>
     </w:p>
     <w:p>
       <w:r>
@@ -2385,54 +1894,14 @@
         <w:rPr>
           <w:rStyle w:val="berschrift2Zchn"/>
         </w:rPr>
-        <w:t xml:space="preserve">Leben in </w:t>
-      </w:r>
-      <w:proofErr w:type="spellStart"/>
-      <w:r>
-        <w:rPr>
-          <w:rStyle w:val="berschrift2Zchn"/>
-        </w:rPr>
-        <w:t>Lahtheim</w:t>
+        <w:t>Leben in Lahtheim</w:t>
       </w:r>
       <w:bookmarkEnd w:id="19"/>
-      <w:proofErr w:type="spellEnd"/>
       <w:r>
         <w:br/>
       </w:r>
       <w:r>
-        <w:t xml:space="preserve">Ich bin in </w:t>
-      </w:r>
-      <w:proofErr w:type="spellStart"/>
-      <w:r>
-        <w:t>Lahtheim</w:t>
-      </w:r>
-      <w:proofErr w:type="spellEnd"/>
-      <w:r>
-        <w:t xml:space="preserve"> angekommen und wurde direkt von merkwürdigen kleinen fliegenden Wesen begrüßt. Sie wollten </w:t>
-      </w:r>
-      <w:proofErr w:type="spellStart"/>
-      <w:r>
-        <w:t>alles mögliche</w:t>
-      </w:r>
-      <w:proofErr w:type="spellEnd"/>
-      <w:r>
-        <w:t xml:space="preserve"> über mich erfahren, aber ich hatte schon gehört das in </w:t>
-      </w:r>
-      <w:proofErr w:type="spellStart"/>
-      <w:r>
-        <w:t>Lahtheim</w:t>
-      </w:r>
-      <w:proofErr w:type="spellEnd"/>
-      <w:r>
-        <w:t xml:space="preserve"> alles etwas – organisierter ist. Ich soll mich in Rathaus noch einmal melden und mir wurde geraten den blauen Drachen zu suchen. Warum ich das </w:t>
-      </w:r>
-      <w:proofErr w:type="gramStart"/>
-      <w:r>
-        <w:t>machen soll</w:t>
-      </w:r>
-      <w:proofErr w:type="gramEnd"/>
-      <w:r>
-        <w:t xml:space="preserve"> hat mir das rote Wesen nicht verraten.</w:t>
+        <w:t>Ich bin in Lahtheim angekommen und wurde direkt von merkwürdigen kleinen fliegenden Wesen begrüßt. Sie wollten alles mögliche über mich erfahren, aber ich hatte schon gehört das in Lahtheim alles etwas – organisierter ist. Ich soll mich in Rathaus noch einmal melden und mir wurde geraten den blauen Drachen zu suchen. Warum ich das machen soll hat mir das rote Wesen nicht verraten.</w:t>
       </w:r>
     </w:p>
     <w:p>
@@ -2441,55 +1910,7 @@
       </w:r>
       <w:r>
         <w:br/>
-        <w:t xml:space="preserve">Ich wollte </w:t>
-      </w:r>
-      <w:proofErr w:type="spellStart"/>
-      <w:r>
-        <w:t>Lahtheim</w:t>
-      </w:r>
-      <w:proofErr w:type="spellEnd"/>
-      <w:r>
-        <w:t xml:space="preserve"> </w:t>
-      </w:r>
-      <w:proofErr w:type="gramStart"/>
-      <w:r>
-        <w:t>verlassen</w:t>
-      </w:r>
-      <w:proofErr w:type="gramEnd"/>
-      <w:r>
-        <w:t xml:space="preserve"> um </w:t>
-      </w:r>
-      <w:proofErr w:type="spellStart"/>
-      <w:r>
-        <w:t>entlich</w:t>
-      </w:r>
-      <w:proofErr w:type="spellEnd"/>
-      <w:r>
-        <w:t xml:space="preserve"> ein Abendteuer zu erleben, da haben mich die beiden Stadtwächter, kleine fliegende Wesen, aufgehalten und für einen Besucher </w:t>
-      </w:r>
-      <w:proofErr w:type="spellStart"/>
-      <w:r>
-        <w:t>Lahtheims</w:t>
-      </w:r>
-      <w:proofErr w:type="spellEnd"/>
-      <w:r>
-        <w:t xml:space="preserve"> gehalten. Ich fand </w:t>
-      </w:r>
-      <w:proofErr w:type="gramStart"/>
-      <w:r>
-        <w:t>das irgendwie</w:t>
-      </w:r>
-      <w:proofErr w:type="gramEnd"/>
-      <w:r>
-        <w:t xml:space="preserve"> witzig und ließ sie machen. Obwohl ich ihnen sagte das ich ein Stadtmensch bin haben sie ihre Routine durchgezogen und mich zum Rathaus geschickt. Zudem wollte das rote </w:t>
-      </w:r>
-      <w:proofErr w:type="gramStart"/>
-      <w:r>
-        <w:t>Wesen</w:t>
-      </w:r>
-      <w:proofErr w:type="gramEnd"/>
-      <w:r>
-        <w:t xml:space="preserve"> das ich den blauen Drachen suchen gehe. Das ist für das rote Wesen sehr seltsam gewesen.</w:t>
+        <w:t>Ich wollte Lahtheim verlassen um entlich ein Abendteuer zu erleben, da haben mich die beiden Stadtwächter, kleine fliegende Wesen, aufgehalten und für einen Besucher Lahtheims gehalten. Ich fand das irgendwie witzig und ließ sie machen. Obwohl ich ihnen sagte das ich ein Stadtmensch bin haben sie ihre Routine durchgezogen und mich zum Rathaus geschickt. Zudem wollte das rote Wesen das ich den blauen Drachen suchen gehe. Das ist für das rote Wesen sehr seltsam gewesen.</w:t>
       </w:r>
     </w:p>
     <w:p>
@@ -2498,23 +1919,7 @@
       </w:r>
       <w:r>
         <w:br/>
-        <w:t xml:space="preserve">Im Rathaus angekommen sah ich vor der Vertretung meines Volkes einen Schaukasten mit einem roten Stein. Es zog mich zu ihm und dann plötzlich wurde mir schwarz vor Augen. Ich hörte ein Flüstern, das aus diesem Stein – diesem Fragment zu stammen schien. Als ich </w:t>
-      </w:r>
-      <w:proofErr w:type="gramStart"/>
-      <w:r>
-        <w:t>nachfragte</w:t>
-      </w:r>
-      <w:proofErr w:type="gramEnd"/>
-      <w:r>
-        <w:t xml:space="preserve"> wurde mir gesagt das ich ein Bürger </w:t>
-      </w:r>
-      <w:proofErr w:type="spellStart"/>
-      <w:r>
-        <w:t>Lahtheims</w:t>
-      </w:r>
-      <w:proofErr w:type="spellEnd"/>
-      <w:r>
-        <w:t xml:space="preserve"> werden muss um einen Termin bei der Vertretung zu bekommen. Ich muss mit der Vertretung über dieses Fragment reden</w:t>
+        <w:t>Im Rathaus angekommen sah ich vor der Vertretung meines Volkes einen Schaukasten mit einem roten Stein. Es zog mich zu ihm und dann plötzlich wurde mir schwarz vor Augen. Ich hörte ein Flüstern, das aus diesem Stein – diesem Fragment zu stammen schien. Als ich nachfragte wurde mir gesagt das ich ein Bürger Lahtheims werden muss um einen Termin bei der Vertretung zu bekommen. Ich muss mit der Vertretung über dieses Fragment reden</w:t>
       </w:r>
       <w:r>
         <w:t>. Mir wurde empfohlen mit einer Frau Nora darüber zu sprechen.</w:t>
@@ -2526,23 +1931,7 @@
       </w:r>
       <w:r>
         <w:br/>
-        <w:t xml:space="preserve">Schon lange war ich nicht mehr im Rathaus gewesen. Antworten brauchen viel zu lange und meistens passt diese nicht </w:t>
-      </w:r>
-      <w:proofErr w:type="gramStart"/>
-      <w:r>
-        <w:t>auf die Frage</w:t>
-      </w:r>
-      <w:proofErr w:type="gramEnd"/>
-      <w:r>
-        <w:t xml:space="preserve"> welche man ursprünglich gestellt hatte. Am interessantesten sind die Ausstellungsstücke der Vertretungen. In einem sah ich ein rotes Fragment, als ich aber genauer </w:t>
-      </w:r>
-      <w:proofErr w:type="gramStart"/>
-      <w:r>
-        <w:t>hinsah</w:t>
-      </w:r>
-      <w:proofErr w:type="gramEnd"/>
-      <w:r>
-        <w:t xml:space="preserve"> wurde mir schwarz vor Augen. Eine Stimme aus dem Fragment flüsterte mir zu. Um die Vertretung danach zu fragen brauche ich einen Termin</w:t>
+        <w:t>Schon lange war ich nicht mehr im Rathaus gewesen. Antworten brauchen viel zu lange und meistens passt diese nicht auf die Frage welche man ursprünglich gestellt hatte. Am interessantesten sind die Ausstellungsstücke der Vertretungen. In einem sah ich ein rotes Fragment, als ich aber genauer hinsah wurde mir schwarz vor Augen. Eine Stimme aus dem Fragment flüsterte mir zu. Um die Vertretung danach zu fragen brauche ich einen Termin</w:t>
       </w:r>
       <w:r>
         <w:t xml:space="preserve"> und dabei soll mir die verrückte Nora helfen können.</w:t>
@@ -2555,31 +1944,7 @@
     </w:p>
     <w:p>
       <w:r>
-        <w:t xml:space="preserve">In der Taverne habe ich Nora getroffen. Sie redete wirres Zeug, über ein </w:t>
-      </w:r>
-      <w:proofErr w:type="gramStart"/>
-      <w:r>
-        <w:t>Spiel</w:t>
-      </w:r>
-      <w:proofErr w:type="gramEnd"/>
-      <w:r>
-        <w:t xml:space="preserve"> das sie schreibt und das sie allmächtig sei. Ich vermute sie hat bereits zu viel Bier gehabt. Aber sie kann mir das nötigte Dokument geben </w:t>
-      </w:r>
-      <w:proofErr w:type="gramStart"/>
-      <w:r>
-        <w:t>um  mit</w:t>
-      </w:r>
-      <w:proofErr w:type="gramEnd"/>
-      <w:r>
-        <w:t xml:space="preserve"> der Vertretung reden zu können. Ein kleiner Hacken hat die Sache: Ich muss ein Bürger </w:t>
-      </w:r>
-      <w:proofErr w:type="spellStart"/>
-      <w:r>
-        <w:t>Lahtheims</w:t>
-      </w:r>
-      <w:proofErr w:type="spellEnd"/>
-      <w:r>
-        <w:t xml:space="preserve"> werden und dafür brauche ich einen Job.</w:t>
+        <w:t>In der Taverne habe ich Nora getroffen. Sie redete wirres Zeug, über ein Spiel das sie schreibt und das sie allmächtig sei. Ich vermute sie hat bereits zu viel Bier gehabt. Aber sie kann mir das nötigte Dokument geben um  mit der Vertretung reden zu können. Ein kleiner Hacken hat die Sache: Ich muss ein Bürger Lahtheims werden und dafür brauche ich einen Job.</w:t>
       </w:r>
     </w:p>
     <w:p>
@@ -2588,39 +1953,7 @@
       </w:r>
       <w:r>
         <w:br/>
-        <w:t xml:space="preserve">Natürlich war Nora in der Taverne und natürlich war sie wieder so betrunken, </w:t>
-      </w:r>
-      <w:proofErr w:type="gramStart"/>
-      <w:r>
-        <w:t>das</w:t>
-      </w:r>
-      <w:proofErr w:type="gramEnd"/>
-      <w:r>
-        <w:t xml:space="preserve"> sie meist nur wirres Zeug redete. Sie könne mir das nötige Dokument geben, aber erst müsse ich ein Bürger </w:t>
-      </w:r>
-      <w:proofErr w:type="spellStart"/>
-      <w:r>
-        <w:t>Lahtheims</w:t>
-      </w:r>
-      <w:proofErr w:type="spellEnd"/>
-      <w:r>
-        <w:t xml:space="preserve"> werden. Ich </w:t>
-      </w:r>
-      <w:proofErr w:type="gramStart"/>
-      <w:r>
-        <w:t>wartete</w:t>
-      </w:r>
-      <w:proofErr w:type="gramEnd"/>
-      <w:r>
-        <w:t xml:space="preserve"> bis ihr einfiel das ich bereits ein Bürger bin. Dann meinte sie ich bräuchte einen </w:t>
-      </w:r>
-      <w:proofErr w:type="gramStart"/>
-      <w:r>
-        <w:t>Job</w:t>
-      </w:r>
-      <w:proofErr w:type="gramEnd"/>
-      <w:r>
-        <w:t xml:space="preserve"> um ein echter Bürger zu sein.</w:t>
+        <w:t>Natürlich war Nora in der Taverne und natürlich war sie wieder so betrunken, das sie meist nur wirres Zeug redete. Sie könne mir das nötige Dokument geben, aber erst müsse ich ein Bürger Lahtheims werden. Ich wartete bis ihr einfiel das ich bereits ein Bürger bin. Dann meinte sie ich bräuchte einen Job um ein echter Bürger zu sein.</w:t>
       </w:r>
     </w:p>
     <w:p>
@@ -2711,15 +2044,7 @@
     </w:p>
     <w:p>
       <w:r>
-        <w:t xml:space="preserve">(Eingang an </w:t>
-      </w:r>
-      <w:proofErr w:type="spellStart"/>
-      <w:r>
-        <w:t>Südmauer</w:t>
-      </w:r>
-      <w:proofErr w:type="spellEnd"/>
-      <w:r>
-        <w:t>)</w:t>
+        <w:t>(Eingang an Südmauer)</w:t>
       </w:r>
     </w:p>
     <w:p>
@@ -2759,15 +2084,7 @@
     </w:p>
     <w:p>
       <w:r>
-        <w:t xml:space="preserve">(Kampf gegen Wächter, Fragment </w:t>
-      </w:r>
-      <w:proofErr w:type="spellStart"/>
-      <w:r>
-        <w:t>stehelnen</w:t>
-      </w:r>
-      <w:proofErr w:type="spellEnd"/>
-      <w:r>
-        <w:t>)</w:t>
+        <w:t>(Kampf gegen Wächter, Fragment stehelnen)</w:t>
       </w:r>
     </w:p>
     <w:p>
@@ -2800,12 +2117,8 @@
       <w:bookmarkEnd w:id="20"/>
       <w:r>
         <w:br/>
-      </w:r>
-      <w:proofErr w:type="spellStart"/>
-      <w:r>
         <w:t>blablabla</w:t>
       </w:r>
-      <w:proofErr w:type="spellEnd"/>
     </w:p>
     <w:p>
       <w:pPr>
@@ -2827,12 +2140,8 @@
       <w:bookmarkEnd w:id="21"/>
       <w:r>
         <w:br/>
-      </w:r>
-      <w:proofErr w:type="spellStart"/>
-      <w:r>
         <w:t>blablabla</w:t>
       </w:r>
-      <w:proofErr w:type="spellEnd"/>
     </w:p>
     <w:p>
       <w:bookmarkStart w:id="22" w:name="_Toc190028173"/>
@@ -2851,70 +2160,42 @@
       <w:bookmarkEnd w:id="22"/>
       <w:r>
         <w:br/>
-      </w:r>
-      <w:proofErr w:type="spellStart"/>
-      <w:r>
         <w:t>blablabla</w:t>
       </w:r>
-      <w:proofErr w:type="spellEnd"/>
     </w:p>
     <w:p>
       <w:bookmarkStart w:id="23" w:name="_Toc190028174"/>
-      <w:proofErr w:type="gramStart"/>
       <w:r>
         <w:rPr>
           <w:rStyle w:val="berschrift2Zchn"/>
         </w:rPr>
-        <w:t>Das</w:t>
-      </w:r>
-      <w:proofErr w:type="gramEnd"/>
+        <w:t>Das was man sät</w:t>
+      </w:r>
+      <w:bookmarkEnd w:id="23"/>
+      <w:r>
+        <w:br/>
+        <w:t>blablabla</w:t>
+      </w:r>
+    </w:p>
+    <w:p>
+      <w:bookmarkStart w:id="24" w:name="_Toc190028175"/>
       <w:r>
         <w:rPr>
           <w:rStyle w:val="berschrift2Zchn"/>
         </w:rPr>
-        <w:t xml:space="preserve"> was man sät</w:t>
-      </w:r>
-      <w:bookmarkEnd w:id="23"/>
+        <w:t>Vom Winde ver</w:t>
+      </w:r>
+      <w:r>
+        <w:rPr>
+          <w:rStyle w:val="berschrift2Zchn"/>
+        </w:rPr>
+        <w:t>weht</w:t>
+      </w:r>
+      <w:bookmarkEnd w:id="24"/>
       <w:r>
         <w:br/>
-      </w:r>
-      <w:proofErr w:type="spellStart"/>
-      <w:r>
         <w:t>blablabla</w:t>
       </w:r>
-      <w:proofErr w:type="spellEnd"/>
-    </w:p>
-    <w:p>
-      <w:bookmarkStart w:id="24" w:name="_Toc190028175"/>
-      <w:proofErr w:type="gramStart"/>
-      <w:r>
-        <w:rPr>
-          <w:rStyle w:val="berschrift2Zchn"/>
-        </w:rPr>
-        <w:t>Vom Winde</w:t>
-      </w:r>
-      <w:proofErr w:type="gramEnd"/>
-      <w:r>
-        <w:rPr>
-          <w:rStyle w:val="berschrift2Zchn"/>
-        </w:rPr>
-        <w:t xml:space="preserve"> ver</w:t>
-      </w:r>
-      <w:r>
-        <w:rPr>
-          <w:rStyle w:val="berschrift2Zchn"/>
-        </w:rPr>
-        <w:t>weht</w:t>
-      </w:r>
-      <w:bookmarkEnd w:id="24"/>
-      <w:r>
-        <w:br/>
-      </w:r>
-      <w:proofErr w:type="spellStart"/>
-      <w:r>
-        <w:t>blablabla</w:t>
-      </w:r>
-      <w:proofErr w:type="spellEnd"/>
     </w:p>
     <w:p>
       <w:bookmarkStart w:id="25" w:name="_Toc190028176"/>
@@ -2928,12 +2209,8 @@
       <w:bookmarkEnd w:id="25"/>
       <w:r>
         <w:br/>
-      </w:r>
-      <w:proofErr w:type="spellStart"/>
-      <w:r>
         <w:t>blablabla</w:t>
       </w:r>
-      <w:proofErr w:type="spellEnd"/>
     </w:p>
     <w:p>
       <w:bookmarkStart w:id="26" w:name="_Toc190028177"/>
@@ -2946,12 +2223,8 @@
       <w:bookmarkEnd w:id="26"/>
       <w:r>
         <w:br/>
-      </w:r>
-      <w:proofErr w:type="spellStart"/>
-      <w:r>
         <w:t>blablabla</w:t>
       </w:r>
-      <w:proofErr w:type="spellEnd"/>
     </w:p>
     <w:p>
       <w:bookmarkStart w:id="27" w:name="_Toc190028178"/>
@@ -2970,12 +2243,8 @@
       <w:bookmarkEnd w:id="27"/>
       <w:r>
         <w:br/>
-      </w:r>
-      <w:proofErr w:type="spellStart"/>
-      <w:r>
         <w:t>blablabla</w:t>
       </w:r>
-      <w:proofErr w:type="spellEnd"/>
     </w:p>
     <w:p/>
     <w:p>
@@ -3040,7 +2309,6 @@
                 <w:szCs w:val="20"/>
               </w:rPr>
             </w:pPr>
-            <w:proofErr w:type="spellStart"/>
             <w:r>
               <w:rPr>
                 <w:b/>
@@ -3050,7 +2318,6 @@
               </w:rPr>
               <w:t>Aurendia</w:t>
             </w:r>
-            <w:proofErr w:type="spellEnd"/>
           </w:p>
         </w:tc>
         <w:tc>
@@ -3111,7 +2378,6 @@
                 <w:szCs w:val="20"/>
               </w:rPr>
             </w:pPr>
-            <w:proofErr w:type="spellStart"/>
             <w:r>
               <w:rPr>
                 <w:b/>
@@ -3121,7 +2387,6 @@
               </w:rPr>
               <w:t>Azulion</w:t>
             </w:r>
-            <w:proofErr w:type="spellEnd"/>
           </w:p>
         </w:tc>
         <w:tc>
@@ -3234,23 +2499,7 @@
                 <w:sz w:val="20"/>
                 <w:szCs w:val="20"/>
               </w:rPr>
-              <w:t xml:space="preserve">Namen des Flusses, der Legende nach hat der blaue Drache eine Schuppe in den Boden gesteckt, aus dem der Fluss </w:t>
-            </w:r>
-            <w:proofErr w:type="gramStart"/>
-            <w:r>
-              <w:rPr>
-                <w:sz w:val="20"/>
-                <w:szCs w:val="20"/>
-              </w:rPr>
-              <w:t>endstanden</w:t>
-            </w:r>
-            <w:proofErr w:type="gramEnd"/>
-            <w:r>
-              <w:rPr>
-                <w:sz w:val="20"/>
-                <w:szCs w:val="20"/>
-              </w:rPr>
-              <w:t xml:space="preserve"> ist.</w:t>
+              <w:t>Namen des Flusses, der Legende nach hat der blaue Drache eine Schuppe in den Boden gesteckt, aus dem der Fluss endstanden ist.</w:t>
             </w:r>
           </w:p>
         </w:tc>
@@ -3271,7 +2520,6 @@
                 <w:szCs w:val="20"/>
               </w:rPr>
             </w:pPr>
-            <w:proofErr w:type="spellStart"/>
             <w:r>
               <w:rPr>
                 <w:rFonts w:asciiTheme="minorHAnsi" w:hAnsiTheme="minorHAnsi"/>
@@ -3282,7 +2530,6 @@
               </w:rPr>
               <w:t>Lahtheim</w:t>
             </w:r>
-            <w:proofErr w:type="spellEnd"/>
           </w:p>
         </w:tc>
         <w:tc>
@@ -3346,7 +2593,6 @@
                 <w:szCs w:val="20"/>
               </w:rPr>
             </w:pPr>
-            <w:proofErr w:type="spellStart"/>
             <w:r>
               <w:rPr>
                 <w:b/>
@@ -3356,7 +2602,6 @@
               </w:rPr>
               <w:t>Faen</w:t>
             </w:r>
-            <w:proofErr w:type="spellEnd"/>
           </w:p>
         </w:tc>
         <w:tc>
@@ -3396,23 +2641,7 @@
                 <w:sz w:val="20"/>
                 <w:szCs w:val="20"/>
               </w:rPr>
-              <w:t xml:space="preserve">Ein Uraltes Volk von kleinen feenhaften Wesen. Seit Jahrhunderten wurden keine </w:t>
-            </w:r>
-            <w:proofErr w:type="spellStart"/>
-            <w:r>
-              <w:rPr>
-                <w:sz w:val="20"/>
-                <w:szCs w:val="20"/>
-              </w:rPr>
-              <w:t>Fean</w:t>
-            </w:r>
-            <w:proofErr w:type="spellEnd"/>
-            <w:r>
-              <w:rPr>
-                <w:sz w:val="20"/>
-                <w:szCs w:val="20"/>
-              </w:rPr>
-              <w:t xml:space="preserve"> mehr gesehen.</w:t>
+              <w:t>Ein Uraltes Volk von kleinen feenhaften Wesen. Seit Jahrhunderten wurden keine Fean mehr gesehen.</w:t>
             </w:r>
           </w:p>
         </w:tc>
@@ -3503,7 +2732,6 @@
                 <w:szCs w:val="20"/>
               </w:rPr>
             </w:pPr>
-            <w:proofErr w:type="spellStart"/>
             <w:r>
               <w:rPr>
                 <w:b/>
@@ -3513,7 +2741,6 @@
               </w:rPr>
               <w:t>Pa’ras</w:t>
             </w:r>
-            <w:proofErr w:type="spellEnd"/>
           </w:p>
         </w:tc>
         <w:tc>
@@ -3567,17 +2794,8 @@
                 <w:sz w:val="20"/>
                 <w:szCs w:val="20"/>
               </w:rPr>
-              <w:t xml:space="preserve"> aus dem der Fluss Drachenblut </w:t>
-            </w:r>
-            <w:proofErr w:type="gramStart"/>
-            <w:r>
-              <w:rPr>
-                <w:sz w:val="20"/>
-                <w:szCs w:val="20"/>
-              </w:rPr>
-              <w:t>entspringt</w:t>
-            </w:r>
-            <w:proofErr w:type="gramEnd"/>
+              <w:t xml:space="preserve"> aus dem der Fluss Drachenblut entspringt</w:t>
+            </w:r>
           </w:p>
         </w:tc>
       </w:tr>
@@ -3596,7 +2814,6 @@
                 <w:szCs w:val="20"/>
               </w:rPr>
             </w:pPr>
-            <w:proofErr w:type="spellStart"/>
             <w:r>
               <w:rPr>
                 <w:b/>
@@ -3604,9 +2821,8 @@
                 <w:sz w:val="20"/>
                 <w:szCs w:val="20"/>
               </w:rPr>
-              <w:t>Lor</w:t>
-            </w:r>
-            <w:proofErr w:type="spellEnd"/>
+              <w:t xml:space="preserve">Lor, </w:t>
+            </w:r>
             <w:r>
               <w:rPr>
                 <w:b/>
@@ -3614,15 +2830,6 @@
                 <w:sz w:val="20"/>
                 <w:szCs w:val="20"/>
               </w:rPr>
-              <w:t xml:space="preserve">, </w:t>
-            </w:r>
-            <w:r>
-              <w:rPr>
-                <w:b/>
-                <w:bCs/>
-                <w:sz w:val="20"/>
-                <w:szCs w:val="20"/>
-              </w:rPr>
               <w:t>der Forscher</w:t>
             </w:r>
           </w:p>
@@ -3685,15 +2892,7 @@
                 <w:sz w:val="20"/>
                 <w:szCs w:val="20"/>
               </w:rPr>
-              <w:t xml:space="preserve">die Universität von </w:t>
-            </w:r>
-            <w:proofErr w:type="spellStart"/>
-            <w:r>
-              <w:rPr>
-                <w:sz w:val="20"/>
-                <w:szCs w:val="20"/>
-              </w:rPr>
-              <w:t>Pa</w:t>
+              <w:t>die Universität von Pa</w:t>
             </w:r>
             <w:r>
               <w:rPr>
@@ -3709,7 +2908,6 @@
               </w:rPr>
               <w:t>ras</w:t>
             </w:r>
-            <w:proofErr w:type="spellEnd"/>
           </w:p>
         </w:tc>
       </w:tr>
@@ -3806,7 +3004,6 @@
                 <w:szCs w:val="20"/>
               </w:rPr>
             </w:pPr>
-            <w:proofErr w:type="spellStart"/>
             <w:r>
               <w:rPr>
                 <w:b/>
@@ -3814,17 +3011,7 @@
                 <w:sz w:val="20"/>
                 <w:szCs w:val="20"/>
               </w:rPr>
-              <w:t>Sylior</w:t>
-            </w:r>
-            <w:proofErr w:type="spellEnd"/>
-            <w:r>
-              <w:rPr>
-                <w:b/>
-                <w:bCs/>
-                <w:sz w:val="20"/>
-                <w:szCs w:val="20"/>
-              </w:rPr>
-              <w:t>, der Weise</w:t>
+              <w:t>Sylior, der Weise</w:t>
             </w:r>
           </w:p>
         </w:tc>
@@ -3865,15 +3052,7 @@
                 <w:sz w:val="20"/>
                 <w:szCs w:val="20"/>
               </w:rPr>
-              <w:t xml:space="preserve">Gehört zum Rat der Elfen, er leitet die Bibliothek von </w:t>
-            </w:r>
-            <w:proofErr w:type="spellStart"/>
-            <w:r>
-              <w:rPr>
-                <w:sz w:val="20"/>
-                <w:szCs w:val="20"/>
-              </w:rPr>
-              <w:t>Pa</w:t>
+              <w:t>Gehört zum Rat der Elfen, er leitet die Bibliothek von Pa</w:t>
             </w:r>
             <w:r>
               <w:rPr>
@@ -3889,7 +3068,6 @@
               </w:rPr>
               <w:t>ras</w:t>
             </w:r>
-            <w:proofErr w:type="spellEnd"/>
           </w:p>
         </w:tc>
       </w:tr>
@@ -4014,7 +3192,6 @@
                 <w:szCs w:val="20"/>
               </w:rPr>
             </w:pPr>
-            <w:proofErr w:type="spellStart"/>
             <w:r>
               <w:rPr>
                 <w:b/>
@@ -4024,7 +3201,6 @@
               </w:rPr>
               <w:t>Konyur</w:t>
             </w:r>
-            <w:proofErr w:type="spellEnd"/>
           </w:p>
         </w:tc>
         <w:tc>
@@ -4071,17 +3247,8 @@
                 <w:sz w:val="20"/>
                 <w:szCs w:val="20"/>
               </w:rPr>
-              <w:t xml:space="preserve">, tief im Gestein liegt diese </w:t>
-            </w:r>
-            <w:proofErr w:type="spellStart"/>
-            <w:r>
-              <w:rPr>
-                <w:sz w:val="20"/>
-                <w:szCs w:val="20"/>
-              </w:rPr>
-              <w:t>Zwergenstadt</w:t>
-            </w:r>
-            <w:proofErr w:type="spellEnd"/>
+              <w:t>, tief im Gestein liegt diese Zwergenstadt</w:t>
+            </w:r>
             <w:r>
               <w:rPr>
                 <w:sz w:val="20"/>
@@ -4094,23 +3261,7 @@
                 <w:sz w:val="20"/>
                 <w:szCs w:val="20"/>
               </w:rPr>
-              <w:t xml:space="preserve">je weiter </w:t>
-            </w:r>
-            <w:proofErr w:type="gramStart"/>
-            <w:r>
-              <w:rPr>
-                <w:sz w:val="20"/>
-                <w:szCs w:val="20"/>
-              </w:rPr>
-              <w:t>unten</w:t>
-            </w:r>
-            <w:proofErr w:type="gramEnd"/>
-            <w:r>
-              <w:rPr>
-                <w:sz w:val="20"/>
-                <w:szCs w:val="20"/>
-              </w:rPr>
-              <w:t xml:space="preserve"> umso ärmer sind die dort lebenden Zwerge</w:t>
+              <w:t>je weiter unten umso ärmer sind die dort lebenden Zwerge</w:t>
             </w:r>
             <w:r>
               <w:rPr>
@@ -4140,7 +3291,6 @@
                 <w:szCs w:val="20"/>
               </w:rPr>
             </w:pPr>
-            <w:proofErr w:type="spellStart"/>
             <w:r>
               <w:rPr>
                 <w:b/>
@@ -4148,102 +3298,90 @@
                 <w:sz w:val="20"/>
                 <w:szCs w:val="20"/>
               </w:rPr>
-              <w:t>Durbur</w:t>
-            </w:r>
-            <w:proofErr w:type="spellEnd"/>
-            <w:r>
+              <w:t>Durbur Steinlicht</w:t>
+            </w:r>
+          </w:p>
+        </w:tc>
+        <w:tc>
+          <w:tcPr>
+            <w:tcW w:w="850" w:type="dxa"/>
+            <w:vAlign w:val="center"/>
+          </w:tcPr>
+          <w:p>
+            <w:pPr>
+              <w:rPr>
+                <w:sz w:val="20"/>
+                <w:szCs w:val="20"/>
+              </w:rPr>
+            </w:pPr>
+            <w:r>
+              <w:rPr>
+                <w:sz w:val="20"/>
+                <w:szCs w:val="20"/>
+              </w:rPr>
+              <w:t>Zwerg</w:t>
+            </w:r>
+          </w:p>
+        </w:tc>
+        <w:tc>
+          <w:tcPr>
+            <w:tcW w:w="6877" w:type="dxa"/>
+          </w:tcPr>
+          <w:p>
+            <w:pPr>
+              <w:rPr>
+                <w:sz w:val="20"/>
+                <w:szCs w:val="20"/>
+              </w:rPr>
+            </w:pPr>
+            <w:r>
+              <w:rPr>
+                <w:sz w:val="20"/>
+                <w:szCs w:val="20"/>
+              </w:rPr>
+              <w:t>Der König der Zwerge, steinreich und unfassbar gierig</w:t>
+            </w:r>
+            <w:r>
+              <w:rPr>
+                <w:sz w:val="20"/>
+                <w:szCs w:val="20"/>
+              </w:rPr>
+              <w:t xml:space="preserve">. </w:t>
+            </w:r>
+            <w:r>
+              <w:rPr>
+                <w:sz w:val="20"/>
+                <w:szCs w:val="20"/>
+              </w:rPr>
+              <w:t>Mit der Zeit ist er leider auch paranoid und grausam geworden.</w:t>
+            </w:r>
+          </w:p>
+        </w:tc>
+      </w:tr>
+      <w:tr>
+        <w:tc>
+          <w:tcPr>
+            <w:tcW w:w="2235" w:type="dxa"/>
+            <w:vAlign w:val="center"/>
+          </w:tcPr>
+          <w:p>
+            <w:pPr>
               <w:rPr>
                 <w:b/>
                 <w:bCs/>
                 <w:sz w:val="20"/>
                 <w:szCs w:val="20"/>
               </w:rPr>
-              <w:t xml:space="preserve"> Steinlicht</w:t>
-            </w:r>
-          </w:p>
-        </w:tc>
-        <w:tc>
-          <w:tcPr>
-            <w:tcW w:w="850" w:type="dxa"/>
-            <w:vAlign w:val="center"/>
-          </w:tcPr>
-          <w:p>
-            <w:pPr>
-              <w:rPr>
-                <w:sz w:val="20"/>
-                <w:szCs w:val="20"/>
-              </w:rPr>
-            </w:pPr>
-            <w:r>
-              <w:rPr>
-                <w:sz w:val="20"/>
-                <w:szCs w:val="20"/>
-              </w:rPr>
-              <w:t>Zwerg</w:t>
-            </w:r>
-          </w:p>
-        </w:tc>
-        <w:tc>
-          <w:tcPr>
-            <w:tcW w:w="6877" w:type="dxa"/>
-          </w:tcPr>
-          <w:p>
-            <w:pPr>
-              <w:rPr>
-                <w:sz w:val="20"/>
-                <w:szCs w:val="20"/>
-              </w:rPr>
-            </w:pPr>
-            <w:r>
-              <w:rPr>
-                <w:sz w:val="20"/>
-                <w:szCs w:val="20"/>
-              </w:rPr>
-              <w:t>Der König der Zwerge, steinreich und unfassbar gierig</w:t>
-            </w:r>
-            <w:r>
-              <w:rPr>
-                <w:sz w:val="20"/>
-                <w:szCs w:val="20"/>
-              </w:rPr>
-              <w:t xml:space="preserve">. </w:t>
-            </w:r>
-            <w:r>
-              <w:rPr>
-                <w:sz w:val="20"/>
-                <w:szCs w:val="20"/>
-              </w:rPr>
-              <w:t>Mit der Zeit ist er leider auch paranoid und grausam geworden.</w:t>
-            </w:r>
-          </w:p>
-        </w:tc>
-      </w:tr>
-      <w:tr>
-        <w:tc>
-          <w:tcPr>
-            <w:tcW w:w="2235" w:type="dxa"/>
-            <w:vAlign w:val="center"/>
-          </w:tcPr>
-          <w:p>
-            <w:pPr>
+            </w:pPr>
+            <w:r>
               <w:rPr>
                 <w:b/>
                 <w:bCs/>
                 <w:sz w:val="20"/>
                 <w:szCs w:val="20"/>
               </w:rPr>
-            </w:pPr>
-            <w:proofErr w:type="spellStart"/>
-            <w:r>
-              <w:rPr>
-                <w:b/>
-                <w:bCs/>
-                <w:sz w:val="20"/>
-                <w:szCs w:val="20"/>
-              </w:rPr>
               <w:t>Natuz</w:t>
             </w:r>
-            <w:proofErr w:type="spellEnd"/>
           </w:p>
         </w:tc>
         <w:tc>
@@ -4355,7 +3493,6 @@
                 <w:szCs w:val="20"/>
               </w:rPr>
             </w:pPr>
-            <w:proofErr w:type="spellStart"/>
             <w:r>
               <w:rPr>
                 <w:b/>
@@ -4365,7 +3502,6 @@
               </w:rPr>
               <w:t>Fayloria</w:t>
             </w:r>
-            <w:proofErr w:type="spellEnd"/>
           </w:p>
         </w:tc>
         <w:tc>
@@ -4412,23 +3548,7 @@
                 <w:sz w:val="20"/>
                 <w:szCs w:val="20"/>
               </w:rPr>
-              <w:t xml:space="preserve">. </w:t>
-            </w:r>
-            <w:proofErr w:type="spellStart"/>
-            <w:r>
-              <w:rPr>
-                <w:sz w:val="20"/>
-                <w:szCs w:val="20"/>
-              </w:rPr>
-              <w:t>Fayloria</w:t>
-            </w:r>
-            <w:proofErr w:type="spellEnd"/>
-            <w:r>
-              <w:rPr>
-                <w:sz w:val="20"/>
-                <w:szCs w:val="20"/>
-              </w:rPr>
-              <w:t xml:space="preserve"> ist daher keine Stadt</w:t>
+              <w:t>. Fayloria ist daher keine Stadt</w:t>
             </w:r>
             <w:r>
               <w:rPr>
@@ -4455,7 +3575,6 @@
                 <w:szCs w:val="20"/>
               </w:rPr>
             </w:pPr>
-            <w:proofErr w:type="spellStart"/>
             <w:r>
               <w:rPr>
                 <w:b/>
@@ -4465,7 +3584,6 @@
               </w:rPr>
               <w:t>Tekron</w:t>
             </w:r>
-            <w:proofErr w:type="spellEnd"/>
           </w:p>
         </w:tc>
         <w:tc>
@@ -4526,40 +3644,15 @@
                 <w:sz w:val="20"/>
                 <w:szCs w:val="20"/>
               </w:rPr>
-              <w:t xml:space="preserve"> kennt </w:t>
-            </w:r>
-            <w:proofErr w:type="spellStart"/>
-            <w:r>
-              <w:rPr>
-                <w:sz w:val="20"/>
-                <w:szCs w:val="20"/>
-              </w:rPr>
-              <w:t>Tekron</w:t>
-            </w:r>
-            <w:proofErr w:type="spellEnd"/>
-            <w:r>
-              <w:rPr>
-                <w:sz w:val="20"/>
-                <w:szCs w:val="20"/>
-              </w:rPr>
-              <w:t xml:space="preserve">, </w:t>
-            </w:r>
-            <w:r>
-              <w:rPr>
-                <w:sz w:val="20"/>
-                <w:szCs w:val="20"/>
-              </w:rPr>
-              <w:t xml:space="preserve">die Stadt der </w:t>
-            </w:r>
-            <w:proofErr w:type="spellStart"/>
-            <w:r>
-              <w:rPr>
-                <w:sz w:val="20"/>
-                <w:szCs w:val="20"/>
-              </w:rPr>
-              <w:t>Fenril</w:t>
-            </w:r>
-            <w:proofErr w:type="spellEnd"/>
+              <w:t xml:space="preserve"> kennt Tekron, </w:t>
+            </w:r>
+            <w:r>
+              <w:rPr>
+                <w:sz w:val="20"/>
+                <w:szCs w:val="20"/>
+              </w:rPr>
+              <w:t>die Stadt der Fenril</w:t>
+            </w:r>
             <w:r>
               <w:rPr>
                 <w:sz w:val="20"/>
@@ -4572,23 +3665,7 @@
                 <w:sz w:val="20"/>
                 <w:szCs w:val="20"/>
               </w:rPr>
-              <w:t xml:space="preserve">In ihr erinnert kaum etwas an den Wald in dessen Zentrum </w:t>
-            </w:r>
-            <w:proofErr w:type="spellStart"/>
-            <w:r>
-              <w:rPr>
-                <w:sz w:val="20"/>
-                <w:szCs w:val="20"/>
-              </w:rPr>
-              <w:t>Tekron</w:t>
-            </w:r>
-            <w:proofErr w:type="spellEnd"/>
-            <w:r>
-              <w:rPr>
-                <w:sz w:val="20"/>
-                <w:szCs w:val="20"/>
-              </w:rPr>
-              <w:t xml:space="preserve"> liegt</w:t>
+              <w:t>In ihr erinnert kaum etwas an den Wald in dessen Zentrum Tekron liegt</w:t>
             </w:r>
           </w:p>
         </w:tc>
@@ -4659,23 +3736,7 @@
                 <w:sz w:val="20"/>
                 <w:szCs w:val="20"/>
               </w:rPr>
-              <w:t xml:space="preserve">Die Perlen des Berges, so nennen die </w:t>
-            </w:r>
-            <w:proofErr w:type="spellStart"/>
-            <w:r>
-              <w:rPr>
-                <w:sz w:val="20"/>
-                <w:szCs w:val="20"/>
-              </w:rPr>
-              <w:t>Felkin</w:t>
-            </w:r>
-            <w:proofErr w:type="spellEnd"/>
-            <w:r>
-              <w:rPr>
-                <w:sz w:val="20"/>
-                <w:szCs w:val="20"/>
-              </w:rPr>
-              <w:t xml:space="preserve"> ihre Stadt</w:t>
+              <w:t>Die Perlen des Berges, so nennen die Felkin ihre Stadt</w:t>
             </w:r>
             <w:r>
               <w:rPr>

--- a/note/BlauerDrache.docx
+++ b/note/BlauerDrache.docx
@@ -48,7 +48,7 @@
       <w:r>
         <w:fldChar w:fldCharType="separate"/>
       </w:r>
-      <w:hyperlink w:anchor="_Toc190616692" w:history="1">
+      <w:hyperlink w:anchor="_Toc193643965" w:history="1">
         <w:r>
           <w:rPr>
             <w:rStyle w:val="Hyperlink"/>
@@ -75,7 +75,7 @@
             <w:noProof/>
             <w:webHidden/>
           </w:rPr>
-          <w:instrText xml:space="preserve"> PAGEREF _Toc190616692 \h </w:instrText>
+          <w:instrText xml:space="preserve"> PAGEREF _Toc193643965 \h </w:instrText>
         </w:r>
         <w:r>
           <w:rPr>
@@ -119,7 +119,7 @@
           <w:lang w:eastAsia="de-DE"/>
         </w:rPr>
       </w:pPr>
-      <w:hyperlink w:anchor="_Toc190616693" w:history="1">
+      <w:hyperlink w:anchor="_Toc193643966" w:history="1">
         <w:r>
           <w:rPr>
             <w:rStyle w:val="Hyperlink"/>
@@ -146,7 +146,7 @@
             <w:noProof/>
             <w:webHidden/>
           </w:rPr>
-          <w:instrText xml:space="preserve"> PAGEREF _Toc190616693 \h </w:instrText>
+          <w:instrText xml:space="preserve"> PAGEREF _Toc193643966 \h </w:instrText>
         </w:r>
         <w:r>
           <w:rPr>
@@ -190,7 +190,7 @@
           <w:lang w:eastAsia="de-DE"/>
         </w:rPr>
       </w:pPr>
-      <w:hyperlink w:anchor="_Toc190616694" w:history="1">
+      <w:hyperlink w:anchor="_Toc193643967" w:history="1">
         <w:r>
           <w:rPr>
             <w:rStyle w:val="Hyperlink"/>
@@ -217,7 +217,7 @@
             <w:noProof/>
             <w:webHidden/>
           </w:rPr>
-          <w:instrText xml:space="preserve"> PAGEREF _Toc190616694 \h </w:instrText>
+          <w:instrText xml:space="preserve"> PAGEREF _Toc193643967 \h </w:instrText>
         </w:r>
         <w:r>
           <w:rPr>
@@ -237,7 +237,7 @@
             <w:noProof/>
             <w:webHidden/>
           </w:rPr>
-          <w:t>8</w:t>
+          <w:t>11</w:t>
         </w:r>
         <w:r>
           <w:rPr>
@@ -261,7 +261,7 @@
           <w:lang w:eastAsia="de-DE"/>
         </w:rPr>
       </w:pPr>
-      <w:hyperlink w:anchor="_Toc190616695" w:history="1">
+      <w:hyperlink w:anchor="_Toc193643968" w:history="1">
         <w:r>
           <w:rPr>
             <w:rStyle w:val="Hyperlink"/>
@@ -288,7 +288,7 @@
             <w:noProof/>
             <w:webHidden/>
           </w:rPr>
-          <w:instrText xml:space="preserve"> PAGEREF _Toc190616695 \h </w:instrText>
+          <w:instrText xml:space="preserve"> PAGEREF _Toc193643968 \h </w:instrText>
         </w:r>
         <w:r>
           <w:rPr>
@@ -308,7 +308,7 @@
             <w:noProof/>
             <w:webHidden/>
           </w:rPr>
-          <w:t>9</w:t>
+          <w:t>13</w:t>
         </w:r>
         <w:r>
           <w:rPr>
@@ -332,13 +332,13 @@
           <w:lang w:eastAsia="de-DE"/>
         </w:rPr>
       </w:pPr>
-      <w:hyperlink w:anchor="_Toc190616696" w:history="1">
+      <w:hyperlink w:anchor="_Toc193643969" w:history="1">
         <w:r>
           <w:rPr>
             <w:rStyle w:val="Hyperlink"/>
             <w:noProof/>
           </w:rPr>
-          <w:t>Tagebuch des Helden</w:t>
+          <w:t>Fayloria</w:t>
         </w:r>
         <w:r>
           <w:rPr>
@@ -359,7 +359,7 @@
             <w:noProof/>
             <w:webHidden/>
           </w:rPr>
-          <w:instrText xml:space="preserve"> PAGEREF _Toc190616696 \h </w:instrText>
+          <w:instrText xml:space="preserve"> PAGEREF _Toc193643969 \h </w:instrText>
         </w:r>
         <w:r>
           <w:rPr>
@@ -379,7 +379,7 @@
             <w:noProof/>
             <w:webHidden/>
           </w:rPr>
-          <w:t>10</w:t>
+          <w:t>14</w:t>
         </w:r>
         <w:r>
           <w:rPr>
@@ -403,12 +403,580 @@
           <w:lang w:eastAsia="de-DE"/>
         </w:rPr>
       </w:pPr>
-      <w:hyperlink w:anchor="_Toc190616697" w:history="1">
+      <w:hyperlink w:anchor="_Toc193643970" w:history="1">
         <w:r>
           <w:rPr>
             <w:rStyle w:val="Hyperlink"/>
             <w:noProof/>
           </w:rPr>
+          <w:t>Tekron</w:t>
+        </w:r>
+        <w:r>
+          <w:rPr>
+            <w:noProof/>
+            <w:webHidden/>
+          </w:rPr>
+          <w:tab/>
+        </w:r>
+        <w:r>
+          <w:rPr>
+            <w:noProof/>
+            <w:webHidden/>
+          </w:rPr>
+          <w:fldChar w:fldCharType="begin"/>
+        </w:r>
+        <w:r>
+          <w:rPr>
+            <w:noProof/>
+            <w:webHidden/>
+          </w:rPr>
+          <w:instrText xml:space="preserve"> PAGEREF _Toc193643970 \h </w:instrText>
+        </w:r>
+        <w:r>
+          <w:rPr>
+            <w:noProof/>
+            <w:webHidden/>
+          </w:rPr>
+        </w:r>
+        <w:r>
+          <w:rPr>
+            <w:noProof/>
+            <w:webHidden/>
+          </w:rPr>
+          <w:fldChar w:fldCharType="separate"/>
+        </w:r>
+        <w:r>
+          <w:rPr>
+            <w:noProof/>
+            <w:webHidden/>
+          </w:rPr>
+          <w:t>15</w:t>
+        </w:r>
+        <w:r>
+          <w:rPr>
+            <w:noProof/>
+            <w:webHidden/>
+          </w:rPr>
+          <w:fldChar w:fldCharType="end"/>
+        </w:r>
+      </w:hyperlink>
+    </w:p>
+    <w:p>
+      <w:pPr>
+        <w:pStyle w:val="Verzeichnis1"/>
+        <w:tabs>
+          <w:tab w:val="right" w:leader="dot" w:pos="9736"/>
+        </w:tabs>
+        <w:rPr>
+          <w:rFonts w:asciiTheme="minorHAnsi" w:eastAsiaTheme="minorEastAsia" w:hAnsiTheme="minorHAnsi"/>
+          <w:noProof/>
+          <w:szCs w:val="24"/>
+          <w:lang w:eastAsia="de-DE"/>
+        </w:rPr>
+      </w:pPr>
+      <w:hyperlink w:anchor="_Toc193643971" w:history="1">
+        <w:r>
+          <w:rPr>
+            <w:rStyle w:val="Hyperlink"/>
+            <w:noProof/>
+          </w:rPr>
+          <w:t>Pa‘ras</w:t>
+        </w:r>
+        <w:r>
+          <w:rPr>
+            <w:noProof/>
+            <w:webHidden/>
+          </w:rPr>
+          <w:tab/>
+        </w:r>
+        <w:r>
+          <w:rPr>
+            <w:noProof/>
+            <w:webHidden/>
+          </w:rPr>
+          <w:fldChar w:fldCharType="begin"/>
+        </w:r>
+        <w:r>
+          <w:rPr>
+            <w:noProof/>
+            <w:webHidden/>
+          </w:rPr>
+          <w:instrText xml:space="preserve"> PAGEREF _Toc193643971 \h </w:instrText>
+        </w:r>
+        <w:r>
+          <w:rPr>
+            <w:noProof/>
+            <w:webHidden/>
+          </w:rPr>
+        </w:r>
+        <w:r>
+          <w:rPr>
+            <w:noProof/>
+            <w:webHidden/>
+          </w:rPr>
+          <w:fldChar w:fldCharType="separate"/>
+        </w:r>
+        <w:r>
+          <w:rPr>
+            <w:noProof/>
+            <w:webHidden/>
+          </w:rPr>
+          <w:t>16</w:t>
+        </w:r>
+        <w:r>
+          <w:rPr>
+            <w:noProof/>
+            <w:webHidden/>
+          </w:rPr>
+          <w:fldChar w:fldCharType="end"/>
+        </w:r>
+      </w:hyperlink>
+    </w:p>
+    <w:p>
+      <w:pPr>
+        <w:pStyle w:val="Verzeichnis1"/>
+        <w:tabs>
+          <w:tab w:val="right" w:leader="dot" w:pos="9736"/>
+        </w:tabs>
+        <w:rPr>
+          <w:rFonts w:asciiTheme="minorHAnsi" w:eastAsiaTheme="minorEastAsia" w:hAnsiTheme="minorHAnsi"/>
+          <w:noProof/>
+          <w:szCs w:val="24"/>
+          <w:lang w:eastAsia="de-DE"/>
+        </w:rPr>
+      </w:pPr>
+      <w:hyperlink w:anchor="_Toc193643972" w:history="1">
+        <w:r>
+          <w:rPr>
+            <w:rStyle w:val="Hyperlink"/>
+            <w:noProof/>
+          </w:rPr>
+          <w:t>Naruz</w:t>
+        </w:r>
+        <w:r>
+          <w:rPr>
+            <w:noProof/>
+            <w:webHidden/>
+          </w:rPr>
+          <w:tab/>
+        </w:r>
+        <w:r>
+          <w:rPr>
+            <w:noProof/>
+            <w:webHidden/>
+          </w:rPr>
+          <w:fldChar w:fldCharType="begin"/>
+        </w:r>
+        <w:r>
+          <w:rPr>
+            <w:noProof/>
+            <w:webHidden/>
+          </w:rPr>
+          <w:instrText xml:space="preserve"> PAGEREF _Toc193643972 \h </w:instrText>
+        </w:r>
+        <w:r>
+          <w:rPr>
+            <w:noProof/>
+            <w:webHidden/>
+          </w:rPr>
+        </w:r>
+        <w:r>
+          <w:rPr>
+            <w:noProof/>
+            <w:webHidden/>
+          </w:rPr>
+          <w:fldChar w:fldCharType="separate"/>
+        </w:r>
+        <w:r>
+          <w:rPr>
+            <w:noProof/>
+            <w:webHidden/>
+          </w:rPr>
+          <w:t>17</w:t>
+        </w:r>
+        <w:r>
+          <w:rPr>
+            <w:noProof/>
+            <w:webHidden/>
+          </w:rPr>
+          <w:fldChar w:fldCharType="end"/>
+        </w:r>
+      </w:hyperlink>
+    </w:p>
+    <w:p>
+      <w:pPr>
+        <w:pStyle w:val="Verzeichnis1"/>
+        <w:tabs>
+          <w:tab w:val="right" w:leader="dot" w:pos="9736"/>
+        </w:tabs>
+        <w:rPr>
+          <w:rFonts w:asciiTheme="minorHAnsi" w:eastAsiaTheme="minorEastAsia" w:hAnsiTheme="minorHAnsi"/>
+          <w:noProof/>
+          <w:szCs w:val="24"/>
+          <w:lang w:eastAsia="de-DE"/>
+        </w:rPr>
+      </w:pPr>
+      <w:hyperlink w:anchor="_Toc193643973" w:history="1">
+        <w:r>
+          <w:rPr>
+            <w:rStyle w:val="Hyperlink"/>
+            <w:noProof/>
+          </w:rPr>
+          <w:t>Lager</w:t>
+        </w:r>
+        <w:r>
+          <w:rPr>
+            <w:noProof/>
+            <w:webHidden/>
+          </w:rPr>
+          <w:tab/>
+        </w:r>
+        <w:r>
+          <w:rPr>
+            <w:noProof/>
+            <w:webHidden/>
+          </w:rPr>
+          <w:fldChar w:fldCharType="begin"/>
+        </w:r>
+        <w:r>
+          <w:rPr>
+            <w:noProof/>
+            <w:webHidden/>
+          </w:rPr>
+          <w:instrText xml:space="preserve"> PAGEREF _Toc193643973 \h </w:instrText>
+        </w:r>
+        <w:r>
+          <w:rPr>
+            <w:noProof/>
+            <w:webHidden/>
+          </w:rPr>
+        </w:r>
+        <w:r>
+          <w:rPr>
+            <w:noProof/>
+            <w:webHidden/>
+          </w:rPr>
+          <w:fldChar w:fldCharType="separate"/>
+        </w:r>
+        <w:r>
+          <w:rPr>
+            <w:noProof/>
+            <w:webHidden/>
+          </w:rPr>
+          <w:t>18</w:t>
+        </w:r>
+        <w:r>
+          <w:rPr>
+            <w:noProof/>
+            <w:webHidden/>
+          </w:rPr>
+          <w:fldChar w:fldCharType="end"/>
+        </w:r>
+      </w:hyperlink>
+    </w:p>
+    <w:p>
+      <w:pPr>
+        <w:pStyle w:val="Verzeichnis1"/>
+        <w:tabs>
+          <w:tab w:val="right" w:leader="dot" w:pos="9736"/>
+        </w:tabs>
+        <w:rPr>
+          <w:rFonts w:asciiTheme="minorHAnsi" w:eastAsiaTheme="minorEastAsia" w:hAnsiTheme="minorHAnsi"/>
+          <w:noProof/>
+          <w:szCs w:val="24"/>
+          <w:lang w:eastAsia="de-DE"/>
+        </w:rPr>
+      </w:pPr>
+      <w:hyperlink w:anchor="_Toc193643974" w:history="1">
+        <w:r>
+          <w:rPr>
+            <w:rStyle w:val="Hyperlink"/>
+            <w:noProof/>
+          </w:rPr>
+          <w:t>Perlen</w:t>
+        </w:r>
+        <w:r>
+          <w:rPr>
+            <w:noProof/>
+            <w:webHidden/>
+          </w:rPr>
+          <w:tab/>
+        </w:r>
+        <w:r>
+          <w:rPr>
+            <w:noProof/>
+            <w:webHidden/>
+          </w:rPr>
+          <w:fldChar w:fldCharType="begin"/>
+        </w:r>
+        <w:r>
+          <w:rPr>
+            <w:noProof/>
+            <w:webHidden/>
+          </w:rPr>
+          <w:instrText xml:space="preserve"> PAGEREF _Toc193643974 \h </w:instrText>
+        </w:r>
+        <w:r>
+          <w:rPr>
+            <w:noProof/>
+            <w:webHidden/>
+          </w:rPr>
+        </w:r>
+        <w:r>
+          <w:rPr>
+            <w:noProof/>
+            <w:webHidden/>
+          </w:rPr>
+          <w:fldChar w:fldCharType="separate"/>
+        </w:r>
+        <w:r>
+          <w:rPr>
+            <w:noProof/>
+            <w:webHidden/>
+          </w:rPr>
+          <w:t>19</w:t>
+        </w:r>
+        <w:r>
+          <w:rPr>
+            <w:noProof/>
+            <w:webHidden/>
+          </w:rPr>
+          <w:fldChar w:fldCharType="end"/>
+        </w:r>
+      </w:hyperlink>
+    </w:p>
+    <w:p>
+      <w:pPr>
+        <w:pStyle w:val="Verzeichnis1"/>
+        <w:tabs>
+          <w:tab w:val="right" w:leader="dot" w:pos="9736"/>
+        </w:tabs>
+        <w:rPr>
+          <w:rFonts w:asciiTheme="minorHAnsi" w:eastAsiaTheme="minorEastAsia" w:hAnsiTheme="minorHAnsi"/>
+          <w:noProof/>
+          <w:szCs w:val="24"/>
+          <w:lang w:eastAsia="de-DE"/>
+        </w:rPr>
+      </w:pPr>
+      <w:hyperlink w:anchor="_Toc193643975" w:history="1">
+        <w:r>
+          <w:rPr>
+            <w:rStyle w:val="Hyperlink"/>
+            <w:noProof/>
+          </w:rPr>
+          <w:t>Konyur</w:t>
+        </w:r>
+        <w:r>
+          <w:rPr>
+            <w:noProof/>
+            <w:webHidden/>
+          </w:rPr>
+          <w:tab/>
+        </w:r>
+        <w:r>
+          <w:rPr>
+            <w:noProof/>
+            <w:webHidden/>
+          </w:rPr>
+          <w:fldChar w:fldCharType="begin"/>
+        </w:r>
+        <w:r>
+          <w:rPr>
+            <w:noProof/>
+            <w:webHidden/>
+          </w:rPr>
+          <w:instrText xml:space="preserve"> PAGEREF _Toc193643975 \h </w:instrText>
+        </w:r>
+        <w:r>
+          <w:rPr>
+            <w:noProof/>
+            <w:webHidden/>
+          </w:rPr>
+        </w:r>
+        <w:r>
+          <w:rPr>
+            <w:noProof/>
+            <w:webHidden/>
+          </w:rPr>
+          <w:fldChar w:fldCharType="separate"/>
+        </w:r>
+        <w:r>
+          <w:rPr>
+            <w:noProof/>
+            <w:webHidden/>
+          </w:rPr>
+          <w:t>20</w:t>
+        </w:r>
+        <w:r>
+          <w:rPr>
+            <w:noProof/>
+            <w:webHidden/>
+          </w:rPr>
+          <w:fldChar w:fldCharType="end"/>
+        </w:r>
+      </w:hyperlink>
+    </w:p>
+    <w:p>
+      <w:pPr>
+        <w:pStyle w:val="Verzeichnis1"/>
+        <w:tabs>
+          <w:tab w:val="right" w:leader="dot" w:pos="9736"/>
+        </w:tabs>
+        <w:rPr>
+          <w:rFonts w:asciiTheme="minorHAnsi" w:eastAsiaTheme="minorEastAsia" w:hAnsiTheme="minorHAnsi"/>
+          <w:noProof/>
+          <w:szCs w:val="24"/>
+          <w:lang w:eastAsia="de-DE"/>
+        </w:rPr>
+      </w:pPr>
+      <w:hyperlink w:anchor="_Toc193643976" w:history="1">
+        <w:r>
+          <w:rPr>
+            <w:rStyle w:val="Hyperlink"/>
+            <w:noProof/>
+          </w:rPr>
+          <w:t>Alles und Nichts</w:t>
+        </w:r>
+        <w:r>
+          <w:rPr>
+            <w:noProof/>
+            <w:webHidden/>
+          </w:rPr>
+          <w:tab/>
+        </w:r>
+        <w:r>
+          <w:rPr>
+            <w:noProof/>
+            <w:webHidden/>
+          </w:rPr>
+          <w:fldChar w:fldCharType="begin"/>
+        </w:r>
+        <w:r>
+          <w:rPr>
+            <w:noProof/>
+            <w:webHidden/>
+          </w:rPr>
+          <w:instrText xml:space="preserve"> PAGEREF _Toc193643976 \h </w:instrText>
+        </w:r>
+        <w:r>
+          <w:rPr>
+            <w:noProof/>
+            <w:webHidden/>
+          </w:rPr>
+        </w:r>
+        <w:r>
+          <w:rPr>
+            <w:noProof/>
+            <w:webHidden/>
+          </w:rPr>
+          <w:fldChar w:fldCharType="separate"/>
+        </w:r>
+        <w:r>
+          <w:rPr>
+            <w:noProof/>
+            <w:webHidden/>
+          </w:rPr>
+          <w:t>21</w:t>
+        </w:r>
+        <w:r>
+          <w:rPr>
+            <w:noProof/>
+            <w:webHidden/>
+          </w:rPr>
+          <w:fldChar w:fldCharType="end"/>
+        </w:r>
+      </w:hyperlink>
+    </w:p>
+    <w:p>
+      <w:pPr>
+        <w:pStyle w:val="Verzeichnis1"/>
+        <w:tabs>
+          <w:tab w:val="right" w:leader="dot" w:pos="9736"/>
+        </w:tabs>
+        <w:rPr>
+          <w:rFonts w:asciiTheme="minorHAnsi" w:eastAsiaTheme="minorEastAsia" w:hAnsiTheme="minorHAnsi"/>
+          <w:noProof/>
+          <w:szCs w:val="24"/>
+          <w:lang w:eastAsia="de-DE"/>
+        </w:rPr>
+      </w:pPr>
+      <w:hyperlink w:anchor="_Toc193643977" w:history="1">
+        <w:r>
+          <w:rPr>
+            <w:rStyle w:val="Hyperlink"/>
+            <w:noProof/>
+          </w:rPr>
+          <w:t>Tagebuch des Helden</w:t>
+        </w:r>
+        <w:r>
+          <w:rPr>
+            <w:noProof/>
+            <w:webHidden/>
+          </w:rPr>
+          <w:tab/>
+        </w:r>
+        <w:r>
+          <w:rPr>
+            <w:noProof/>
+            <w:webHidden/>
+          </w:rPr>
+          <w:fldChar w:fldCharType="begin"/>
+        </w:r>
+        <w:r>
+          <w:rPr>
+            <w:noProof/>
+            <w:webHidden/>
+          </w:rPr>
+          <w:instrText xml:space="preserve"> PAGEREF _Toc193643977 \h </w:instrText>
+        </w:r>
+        <w:r>
+          <w:rPr>
+            <w:noProof/>
+            <w:webHidden/>
+          </w:rPr>
+        </w:r>
+        <w:r>
+          <w:rPr>
+            <w:noProof/>
+            <w:webHidden/>
+          </w:rPr>
+          <w:fldChar w:fldCharType="separate"/>
+        </w:r>
+        <w:r>
+          <w:rPr>
+            <w:noProof/>
+            <w:webHidden/>
+          </w:rPr>
+          <w:t>22</w:t>
+        </w:r>
+        <w:r>
+          <w:rPr>
+            <w:noProof/>
+            <w:webHidden/>
+          </w:rPr>
+          <w:fldChar w:fldCharType="end"/>
+        </w:r>
+      </w:hyperlink>
+    </w:p>
+    <w:p>
+      <w:pPr>
+        <w:pStyle w:val="Verzeichnis1"/>
+        <w:tabs>
+          <w:tab w:val="right" w:leader="dot" w:pos="9736"/>
+        </w:tabs>
+        <w:rPr>
+          <w:rFonts w:asciiTheme="minorHAnsi" w:eastAsiaTheme="minorEastAsia" w:hAnsiTheme="minorHAnsi"/>
+          <w:noProof/>
+          <w:szCs w:val="24"/>
+          <w:lang w:eastAsia="de-DE"/>
+        </w:rPr>
+      </w:pPr>
+      <w:hyperlink w:anchor="_Toc193643978" w:history="1">
+        <w:r>
+          <w:rPr>
+            <w:rStyle w:val="Hyperlink"/>
+            <w:noProof/>
+          </w:rPr>
           <w:t>Glossar</w:t>
         </w:r>
         <w:r>
@@ -430,7 +998,7 @@
             <w:noProof/>
             <w:webHidden/>
           </w:rPr>
-          <w:instrText xml:space="preserve"> PAGEREF _Toc190616697 \h </w:instrText>
+          <w:instrText xml:space="preserve"> PAGEREF _Toc193643978 \h </w:instrText>
         </w:r>
         <w:r>
           <w:rPr>
@@ -450,7 +1018,7 @@
             <w:noProof/>
             <w:webHidden/>
           </w:rPr>
-          <w:t>11</w:t>
+          <w:t>25</w:t>
         </w:r>
         <w:r>
           <w:rPr>
@@ -476,7 +1044,7 @@
         <w:pStyle w:val="berschrift1"/>
       </w:pPr>
       <w:bookmarkStart w:id="0" w:name="_Toc190028156"/>
-      <w:bookmarkStart w:id="1" w:name="_Toc190616692"/>
+      <w:bookmarkStart w:id="1" w:name="_Toc193643965"/>
       <w:r>
         <w:lastRenderedPageBreak/>
         <w:t>Die</w:t>
@@ -605,7 +1173,7 @@
         <w:pStyle w:val="berschrift1"/>
       </w:pPr>
       <w:bookmarkStart w:id="5" w:name="_Toc190028160"/>
-      <w:bookmarkStart w:id="6" w:name="_Toc190616693"/>
+      <w:bookmarkStart w:id="6" w:name="_Toc193643966"/>
       <w:r>
         <w:t>Die Völker dieser Welt</w:t>
       </w:r>
@@ -1644,7 +2212,7 @@
       <w:pPr>
         <w:pStyle w:val="berschrift1"/>
       </w:pPr>
-      <w:bookmarkStart w:id="15" w:name="_Toc190616694"/>
+      <w:bookmarkStart w:id="15" w:name="_Toc193643967"/>
       <w:r>
         <w:lastRenderedPageBreak/>
         <w:t>Die Orte dieser Welt</w:t>
@@ -1652,6 +2220,63 @@
       <w:bookmarkEnd w:id="15"/>
     </w:p>
     <w:p>
+      <w:pPr>
+        <w:rPr>
+          <w:rStyle w:val="berschrift2Zchn"/>
+        </w:rPr>
+      </w:pPr>
+      <w:r>
+        <w:rPr>
+          <w:rFonts w:eastAsiaTheme="majorEastAsia" w:cstheme="majorBidi"/>
+          <w:b/>
+          <w:noProof/>
+          <w:color w:val="215E99" w:themeColor="text2" w:themeTint="BF"/>
+          <w:szCs w:val="26"/>
+        </w:rPr>
+        <w:drawing>
+          <wp:inline distT="0" distB="0" distL="0" distR="0" wp14:anchorId="1A83A04F" wp14:editId="525379C6">
+            <wp:extent cx="6188710" cy="3200400"/>
+            <wp:effectExtent l="0" t="0" r="2540" b="0"/>
+            <wp:docPr id="1030141133" name="Grafik 1" descr="Ein Bild, das Screenshot, Text, Diagramm enthält.&#10;&#10;KI-generierte Inhalte können fehlerhaft sein."/>
+            <wp:cNvGraphicFramePr>
+              <a:graphicFrameLocks xmlns:a="http://schemas.openxmlformats.org/drawingml/2006/main" noChangeAspect="1"/>
+            </wp:cNvGraphicFramePr>
+            <a:graphic xmlns:a="http://schemas.openxmlformats.org/drawingml/2006/main">
+              <a:graphicData uri="http://schemas.openxmlformats.org/drawingml/2006/picture">
+                <pic:pic xmlns:pic="http://schemas.openxmlformats.org/drawingml/2006/picture">
+                  <pic:nvPicPr>
+                    <pic:cNvPr id="1030141133" name="Grafik 1" descr="Ein Bild, das Screenshot, Text, Diagramm enthält.&#10;&#10;KI-generierte Inhalte können fehlerhaft sein."/>
+                    <pic:cNvPicPr/>
+                  </pic:nvPicPr>
+                  <pic:blipFill>
+                    <a:blip r:embed="rId5">
+                      <a:extLst>
+                        <a:ext uri="{28A0092B-C50C-407E-A947-70E740481C1C}">
+                          <a14:useLocalDpi xmlns:a14="http://schemas.microsoft.com/office/drawing/2010/main" val="0"/>
+                        </a:ext>
+                      </a:extLst>
+                    </a:blip>
+                    <a:stretch>
+                      <a:fillRect/>
+                    </a:stretch>
+                  </pic:blipFill>
+                  <pic:spPr>
+                    <a:xfrm>
+                      <a:off x="0" y="0"/>
+                      <a:ext cx="6188710" cy="3200400"/>
+                    </a:xfrm>
+                    <a:prstGeom prst="rect">
+                      <a:avLst/>
+                    </a:prstGeom>
+                  </pic:spPr>
+                </pic:pic>
+              </a:graphicData>
+            </a:graphic>
+          </wp:inline>
+        </w:drawing>
+      </w:r>
+    </w:p>
+    <w:p>
       <w:r>
         <w:rPr>
           <w:rStyle w:val="berschrift2Zchn"/>
@@ -1729,6 +2354,7 @@
         <w:rPr>
           <w:rStyle w:val="berschrift2Zchn"/>
         </w:rPr>
+        <w:lastRenderedPageBreak/>
         <w:t>Am Fluss Drachenblut</w:t>
       </w:r>
       <w:r>
@@ -1793,7 +2419,7 @@
       <w:pPr>
         <w:pStyle w:val="berschrift1"/>
       </w:pPr>
-      <w:bookmarkStart w:id="16" w:name="_Toc190616695"/>
+      <w:bookmarkStart w:id="16" w:name="_Toc193643968"/>
       <w:r>
         <w:lastRenderedPageBreak/>
         <w:t>Lahtheim</w:t>
@@ -1802,6 +2428,58 @@
     </w:p>
     <w:p>
       <w:r>
+        <w:rPr>
+          <w:noProof/>
+        </w:rPr>
+        <w:drawing>
+          <wp:inline distT="0" distB="0" distL="0" distR="0" wp14:anchorId="65B76BA2" wp14:editId="454C00F6">
+            <wp:extent cx="6188710" cy="2232187"/>
+            <wp:effectExtent l="0" t="0" r="2540" b="0"/>
+            <wp:docPr id="1137055629" name="Grafik 2"/>
+            <wp:cNvGraphicFramePr>
+              <a:graphicFrameLocks xmlns:a="http://schemas.openxmlformats.org/drawingml/2006/main" noChangeAspect="1"/>
+            </wp:cNvGraphicFramePr>
+            <a:graphic xmlns:a="http://schemas.openxmlformats.org/drawingml/2006/main">
+              <a:graphicData uri="http://schemas.openxmlformats.org/drawingml/2006/picture">
+                <pic:pic xmlns:pic="http://schemas.openxmlformats.org/drawingml/2006/picture">
+                  <pic:nvPicPr>
+                    <pic:cNvPr id="1137055629" name="Grafik 2"/>
+                    <pic:cNvPicPr/>
+                  </pic:nvPicPr>
+                  <pic:blipFill>
+                    <a:blip r:embed="rId6">
+                      <a:extLst>
+                        <a:ext uri="{28A0092B-C50C-407E-A947-70E740481C1C}">
+                          <a14:useLocalDpi xmlns:a14="http://schemas.microsoft.com/office/drawing/2010/main" val="0"/>
+                        </a:ext>
+                      </a:extLst>
+                    </a:blip>
+                    <a:stretch>
+                      <a:fillRect/>
+                    </a:stretch>
+                  </pic:blipFill>
+                  <pic:spPr>
+                    <a:xfrm>
+                      <a:off x="0" y="0"/>
+                      <a:ext cx="6188710" cy="2232187"/>
+                    </a:xfrm>
+                    <a:prstGeom prst="rect">
+                      <a:avLst/>
+                    </a:prstGeom>
+                  </pic:spPr>
+                </pic:pic>
+              </a:graphicData>
+            </a:graphic>
+          </wp:inline>
+        </w:drawing>
+      </w:r>
+      <w:r>
+        <w:br/>
+      </w:r>
+      <w:r>
+        <w:br/>
+      </w:r>
+      <w:r>
         <w:t xml:space="preserve">Lahtheim besteht aus </w:t>
       </w:r>
       <w:r>
@@ -1857,19 +2535,226 @@
       <w:r>
         <w:br/>
         <w:t>blabla</w:t>
-      </w:r>
-    </w:p>
-    <w:p>
-      <w:r>
-        <w:br w:type="page"/>
       </w:r>
     </w:p>
     <w:p>
       <w:pPr>
         <w:pStyle w:val="berschrift1"/>
       </w:pPr>
-      <w:bookmarkStart w:id="17" w:name="_Toc190028169"/>
-      <w:bookmarkStart w:id="18" w:name="_Toc190616696"/>
+      <w:r>
+        <w:br w:type="page"/>
+      </w:r>
+      <w:bookmarkStart w:id="17" w:name="_Toc193643969"/>
+      <w:r>
+        <w:lastRenderedPageBreak/>
+        <w:t>Fayloria</w:t>
+      </w:r>
+      <w:bookmarkEnd w:id="17"/>
+    </w:p>
+    <w:p>
+      <w:r>
+        <w:t>Lahtheim besteht aus verschiedenen Bereichen, der Stadtgrenze, dem Zentrum, einem Wohnviertel und dem Handelsbezirk. Einige Texte sind unterschiedlich je nachdem ob es Tag ist oder Nacht.</w:t>
+      </w:r>
+    </w:p>
+    <w:p>
+      <w:r>
+        <w:br/>
+      </w:r>
+    </w:p>
+    <w:p>
+      <w:r>
+        <w:br w:type="page"/>
+      </w:r>
+    </w:p>
+    <w:p>
+      <w:pPr>
+        <w:pStyle w:val="berschrift1"/>
+      </w:pPr>
+      <w:bookmarkStart w:id="18" w:name="_Toc193643970"/>
+      <w:r>
+        <w:lastRenderedPageBreak/>
+        <w:t>Tekron</w:t>
+      </w:r>
+      <w:bookmarkEnd w:id="18"/>
+    </w:p>
+    <w:p>
+      <w:r>
+        <w:t>Lahtheim besteht aus verschiedenen Bereichen, der Stadtgrenze, dem Zentrum, einem Wohnviertel und dem Handelsbezirk. Einige Texte sind unterschiedlich je nachdem ob es Tag ist oder Nacht.</w:t>
+      </w:r>
+    </w:p>
+    <w:p>
+      <w:r>
+        <w:br w:type="page"/>
+      </w:r>
+    </w:p>
+    <w:p>
+      <w:pPr>
+        <w:pStyle w:val="berschrift1"/>
+      </w:pPr>
+      <w:bookmarkStart w:id="19" w:name="_Toc193643971"/>
+      <w:r>
+        <w:lastRenderedPageBreak/>
+        <w:t>Pa‘ras</w:t>
+      </w:r>
+      <w:bookmarkEnd w:id="19"/>
+    </w:p>
+    <w:p>
+      <w:r>
+        <w:t>Lahtheim besteht aus verschiedenen Bereichen, der Stadtgrenze, dem Zentrum, einem Wohnviertel und dem Handelsbezirk. Einige Texte sind unterschiedlich je nachdem ob es Tag ist oder Nacht.</w:t>
+      </w:r>
+    </w:p>
+    <w:p>
+      <w:r>
+        <w:br w:type="page"/>
+      </w:r>
+    </w:p>
+    <w:p>
+      <w:pPr>
+        <w:pStyle w:val="berschrift1"/>
+      </w:pPr>
+      <w:bookmarkStart w:id="20" w:name="_Toc193643972"/>
+      <w:r>
+        <w:lastRenderedPageBreak/>
+        <w:t>Naruz</w:t>
+      </w:r>
+      <w:bookmarkEnd w:id="20"/>
+    </w:p>
+    <w:p>
+      <w:r>
+        <w:t>Lahtheim besteht aus verschiedenen Bereichen, der Stadtgrenze, dem Zentrum, einem Wohnviertel und dem Handelsbezirk. Einige Texte sind unterschiedlich je nachdem ob es Tag ist oder Nacht.</w:t>
+      </w:r>
+    </w:p>
+    <w:p>
+      <w:r>
+        <w:br w:type="page"/>
+      </w:r>
+    </w:p>
+    <w:p>
+      <w:pPr>
+        <w:pStyle w:val="berschrift1"/>
+      </w:pPr>
+      <w:bookmarkStart w:id="21" w:name="_Toc190028169"/>
+      <w:bookmarkStart w:id="22" w:name="_Toc193643973"/>
+      <w:r>
+        <w:lastRenderedPageBreak/>
+        <w:t>Lager</w:t>
+      </w:r>
+      <w:bookmarkEnd w:id="22"/>
+    </w:p>
+    <w:p>
+      <w:r>
+        <w:t>Lahtheim besteht aus verschiedenen Bereichen, der Stadtgrenze, dem Zentrum, einem Wohnviertel und dem Handelsbezirk. Einige Texte sind unterschiedlich je nachdem ob es Tag ist oder Nacht.</w:t>
+      </w:r>
+    </w:p>
+    <w:p>
+      <w:pPr>
+        <w:rPr>
+          <w:rFonts w:ascii="Calibri" w:eastAsiaTheme="majorEastAsia" w:hAnsi="Calibri" w:cstheme="majorBidi"/>
+          <w:b/>
+          <w:color w:val="3A3A3A" w:themeColor="background2" w:themeShade="40"/>
+          <w:sz w:val="40"/>
+          <w:szCs w:val="32"/>
+        </w:rPr>
+      </w:pPr>
+      <w:r>
+        <w:br w:type="page"/>
+      </w:r>
+    </w:p>
+    <w:p>
+      <w:pPr>
+        <w:pStyle w:val="berschrift1"/>
+      </w:pPr>
+      <w:bookmarkStart w:id="23" w:name="_Toc193643974"/>
+      <w:r>
+        <w:lastRenderedPageBreak/>
+        <w:t>Perlen</w:t>
+      </w:r>
+      <w:bookmarkEnd w:id="23"/>
+    </w:p>
+    <w:p>
+      <w:r>
+        <w:t>Lahtheim besteht aus verschiedenen Bereichen, der Stadtgrenze, dem Zentrum, einem Wohnviertel und dem Handelsbezirk. Einige Texte sind unterschiedlich je nachdem ob es Tag ist oder Nacht.</w:t>
+      </w:r>
+    </w:p>
+    <w:p>
+      <w:pPr>
+        <w:rPr>
+          <w:rFonts w:ascii="Calibri" w:eastAsiaTheme="majorEastAsia" w:hAnsi="Calibri" w:cstheme="majorBidi"/>
+          <w:b/>
+          <w:color w:val="3A3A3A" w:themeColor="background2" w:themeShade="40"/>
+          <w:sz w:val="40"/>
+          <w:szCs w:val="32"/>
+        </w:rPr>
+      </w:pPr>
+      <w:r>
+        <w:br w:type="page"/>
+      </w:r>
+    </w:p>
+    <w:p>
+      <w:pPr>
+        <w:pStyle w:val="berschrift1"/>
+      </w:pPr>
+      <w:bookmarkStart w:id="24" w:name="_Toc193643975"/>
+      <w:r>
+        <w:lastRenderedPageBreak/>
+        <w:t>Konyur</w:t>
+      </w:r>
+      <w:bookmarkEnd w:id="24"/>
+    </w:p>
+    <w:p>
+      <w:r>
+        <w:t>Lahtheim besteht aus verschiedenen Bereichen, der Stadtgrenze, dem Zentrum, einem Wohnviertel und dem Handelsbezirk. Einige Texte sind unterschiedlich je nachdem ob es Tag ist oder Nacht.</w:t>
+      </w:r>
+    </w:p>
+    <w:p>
+      <w:pPr>
+        <w:rPr>
+          <w:rFonts w:ascii="Calibri" w:eastAsiaTheme="majorEastAsia" w:hAnsi="Calibri" w:cstheme="majorBidi"/>
+          <w:b/>
+          <w:color w:val="3A3A3A" w:themeColor="background2" w:themeShade="40"/>
+          <w:sz w:val="40"/>
+          <w:szCs w:val="32"/>
+        </w:rPr>
+      </w:pPr>
+      <w:r>
+        <w:br w:type="page"/>
+      </w:r>
+    </w:p>
+    <w:p>
+      <w:pPr>
+        <w:pStyle w:val="berschrift1"/>
+      </w:pPr>
+      <w:bookmarkStart w:id="25" w:name="_Toc193643976"/>
+      <w:r>
+        <w:lastRenderedPageBreak/>
+        <w:t>Alles und Nichts</w:t>
+      </w:r>
+      <w:bookmarkEnd w:id="25"/>
+    </w:p>
+    <w:p>
+      <w:r>
+        <w:t>Lahtheim besteht aus verschiedenen Bereichen, der Stadtgrenze, dem Zentrum, einem Wohnviertel und dem Handelsbezirk. Einige Texte sind unterschiedlich je nachdem ob es Tag ist oder Nacht.</w:t>
+      </w:r>
+    </w:p>
+    <w:p>
+      <w:pPr>
+        <w:rPr>
+          <w:rFonts w:ascii="Calibri" w:eastAsiaTheme="majorEastAsia" w:hAnsi="Calibri" w:cstheme="majorBidi"/>
+          <w:b/>
+          <w:color w:val="3A3A3A" w:themeColor="background2" w:themeShade="40"/>
+          <w:sz w:val="40"/>
+          <w:szCs w:val="32"/>
+        </w:rPr>
+      </w:pPr>
+      <w:r>
+        <w:br w:type="page"/>
+      </w:r>
+    </w:p>
+    <w:p>
+      <w:pPr>
+        <w:pStyle w:val="berschrift1"/>
+      </w:pPr>
+      <w:bookmarkStart w:id="26" w:name="_Toc193643977"/>
       <w:r>
         <w:lastRenderedPageBreak/>
         <w:t xml:space="preserve">Tagebuch des </w:t>
@@ -1877,8 +2762,8 @@
       <w:r>
         <w:t>Helden</w:t>
       </w:r>
-      <w:bookmarkEnd w:id="17"/>
-      <w:bookmarkEnd w:id="18"/>
+      <w:bookmarkEnd w:id="21"/>
+      <w:bookmarkEnd w:id="26"/>
     </w:p>
     <w:p>
       <w:pPr>
@@ -1889,14 +2774,14 @@
           <w:szCs w:val="26"/>
         </w:rPr>
       </w:pPr>
-      <w:bookmarkStart w:id="19" w:name="_Toc190028170"/>
+      <w:bookmarkStart w:id="27" w:name="_Toc190028170"/>
       <w:r>
         <w:rPr>
           <w:rStyle w:val="berschrift2Zchn"/>
         </w:rPr>
         <w:t>Leben in Lahtheim</w:t>
       </w:r>
-      <w:bookmarkEnd w:id="19"/>
+      <w:bookmarkEnd w:id="27"/>
       <w:r>
         <w:br/>
       </w:r>
@@ -2107,14 +2992,14 @@
           <w:szCs w:val="26"/>
         </w:rPr>
       </w:pPr>
-      <w:bookmarkStart w:id="20" w:name="_Toc190028171"/>
+      <w:bookmarkStart w:id="28" w:name="_Toc190028171"/>
       <w:r>
         <w:rPr>
           <w:rStyle w:val="berschrift2Zchn"/>
         </w:rPr>
         <w:t>Konflikte in den Wäldern</w:t>
       </w:r>
-      <w:bookmarkEnd w:id="20"/>
+      <w:bookmarkEnd w:id="28"/>
       <w:r>
         <w:br/>
         <w:t>blablabla</w:t>
@@ -2130,21 +3015,21 @@
           <w:szCs w:val="26"/>
         </w:rPr>
       </w:pPr>
-      <w:bookmarkStart w:id="21" w:name="_Toc190028172"/>
+      <w:bookmarkStart w:id="29" w:name="_Toc190028172"/>
       <w:r>
         <w:rPr>
           <w:rStyle w:val="berschrift2Zchn"/>
         </w:rPr>
         <w:t>Wächter der Quelle</w:t>
       </w:r>
-      <w:bookmarkEnd w:id="21"/>
+      <w:bookmarkEnd w:id="29"/>
       <w:r>
         <w:br/>
         <w:t>blablabla</w:t>
       </w:r>
     </w:p>
     <w:p>
-      <w:bookmarkStart w:id="22" w:name="_Toc190028173"/>
+      <w:bookmarkStart w:id="30" w:name="_Toc190028173"/>
       <w:r>
         <w:rPr>
           <w:rStyle w:val="berschrift2Zchn"/>
@@ -2157,28 +3042,28 @@
         </w:rPr>
         <w:t xml:space="preserve"> in Ruinen</w:t>
       </w:r>
-      <w:bookmarkEnd w:id="22"/>
+      <w:bookmarkEnd w:id="30"/>
       <w:r>
         <w:br/>
         <w:t>blablabla</w:t>
       </w:r>
     </w:p>
     <w:p>
-      <w:bookmarkStart w:id="23" w:name="_Toc190028174"/>
+      <w:bookmarkStart w:id="31" w:name="_Toc190028174"/>
       <w:r>
         <w:rPr>
           <w:rStyle w:val="berschrift2Zchn"/>
         </w:rPr>
         <w:t>Das was man sät</w:t>
       </w:r>
-      <w:bookmarkEnd w:id="23"/>
+      <w:bookmarkEnd w:id="31"/>
       <w:r>
         <w:br/>
         <w:t>blablabla</w:t>
       </w:r>
     </w:p>
     <w:p>
-      <w:bookmarkStart w:id="24" w:name="_Toc190028175"/>
+      <w:bookmarkStart w:id="32" w:name="_Toc190028175"/>
       <w:r>
         <w:rPr>
           <w:rStyle w:val="berschrift2Zchn"/>
@@ -2191,14 +3076,14 @@
         </w:rPr>
         <w:t>weht</w:t>
       </w:r>
-      <w:bookmarkEnd w:id="24"/>
+      <w:bookmarkEnd w:id="32"/>
       <w:r>
         <w:br/>
         <w:t>blablabla</w:t>
       </w:r>
     </w:p>
     <w:p>
-      <w:bookmarkStart w:id="25" w:name="_Toc190028176"/>
+      <w:bookmarkStart w:id="33" w:name="_Toc190028176"/>
       <w:r>
         <w:rPr>
           <w:rStyle w:val="berschrift2Zchn"/>
@@ -2206,28 +3091,28 @@
         <w:lastRenderedPageBreak/>
         <w:t>Spielplatz der Berge</w:t>
       </w:r>
-      <w:bookmarkEnd w:id="25"/>
+      <w:bookmarkEnd w:id="33"/>
       <w:r>
         <w:br/>
         <w:t>blablabla</w:t>
       </w:r>
     </w:p>
     <w:p>
-      <w:bookmarkStart w:id="26" w:name="_Toc190028177"/>
+      <w:bookmarkStart w:id="34" w:name="_Toc190028177"/>
       <w:r>
         <w:rPr>
           <w:rStyle w:val="berschrift2Zchn"/>
         </w:rPr>
         <w:t>Reichtümer der Erde</w:t>
       </w:r>
-      <w:bookmarkEnd w:id="26"/>
+      <w:bookmarkEnd w:id="34"/>
       <w:r>
         <w:br/>
         <w:t>blablabla</w:t>
       </w:r>
     </w:p>
     <w:p>
-      <w:bookmarkStart w:id="27" w:name="_Toc190028178"/>
+      <w:bookmarkStart w:id="35" w:name="_Toc190028178"/>
       <w:r>
         <w:rPr>
           <w:rStyle w:val="berschrift2Zchn"/>
@@ -2240,7 +3125,7 @@
         </w:rPr>
         <w:t>and der Dunkelheit</w:t>
       </w:r>
-      <w:bookmarkEnd w:id="27"/>
+      <w:bookmarkEnd w:id="35"/>
       <w:r>
         <w:br/>
         <w:t>blablabla</w:t>
@@ -2261,13 +3146,13 @@
           <w:szCs w:val="16"/>
         </w:rPr>
       </w:pPr>
-      <w:bookmarkStart w:id="28" w:name="_Toc190028179"/>
-      <w:bookmarkStart w:id="29" w:name="_Toc190616697"/>
+      <w:bookmarkStart w:id="36" w:name="_Toc190028179"/>
+      <w:bookmarkStart w:id="37" w:name="_Toc193643978"/>
       <w:r>
         <w:t>Glossar</w:t>
       </w:r>
-      <w:bookmarkEnd w:id="28"/>
-      <w:bookmarkEnd w:id="29"/>
+      <w:bookmarkEnd w:id="36"/>
+      <w:bookmarkEnd w:id="37"/>
       <w:r>
         <w:t xml:space="preserve"> </w:t>
       </w:r>
@@ -4472,7 +5357,7 @@
   <w:style w:type="paragraph" w:default="1" w:styleId="Standard">
     <w:name w:val="Normal"/>
     <w:qFormat/>
-    <w:rsid w:val="00BF5AA5"/>
+    <w:rsid w:val="00F17ECE"/>
     <w:rPr>
       <w:rFonts w:asciiTheme="majorHAnsi" w:hAnsiTheme="majorHAnsi"/>
       <w:sz w:val="24"/>
@@ -4680,6 +5565,7 @@
   <w:style w:type="character" w:default="1" w:styleId="Absatz-Standardschriftart">
     <w:name w:val="Default Paragraph Font"/>
     <w:uiPriority w:val="1"/>
+    <w:semiHidden/>
     <w:unhideWhenUsed/>
   </w:style>
   <w:style w:type="table" w:default="1" w:styleId="NormaleTabelle">
